--- a/docs/Great-Value-vs-Knights-Full-Game-Simulation.docx
+++ b/docs/Great-Value-vs-Knights-Full-Game-Simulation.docx
@@ -211,7 +211,7 @@
               <w:rPr>
                 <w:sz w:val="18"/>
               </w:rPr>
-              <w:t>Icon of Obstinacy (−1 to wound the unit when S≥T5), Rampart (2+ inv once), Inspiring Commander (his Terminators are OC2 → brick is OC20), Champion of the Feast (+1 A), Terminatus Assault (Battle-shock on engage). Wrath of Dorn: FULL wound re-roll vs Oath target.</w:t>
+              <w:t>Icon of Obstinacy (−1 to wound the unit when S≥T5), Rampart (2+ inv once), Inspiring Commander (non-Character Terminators are OC2 WHILE NOT BATTLE-SHOCKED → brick OC22; base OC12, and a Battle-shock drops it back to OC12), Champion of the Feast (+1 A), Terminatus Assault (Battle-shock on engage). Wrath of Dorn: FULL wound re-roll vs Oath target.</w:t>
             </w:r>
           </w:p>
         </w:tc>
@@ -343,7 +343,7 @@
               <w:rPr>
                 <w:sz w:val="18"/>
               </w:rPr>
-              <w:t>PSYKER unit. Fusillade (Lethal Hits; +Sustained under Pyromancy). Fury of the First (+1 Hit vs Oath, datasheet). OC20. The real ranged Knight-threat — but slow (M5).</w:t>
+              <w:t>PSYKER unit. Fusillade (Lethal Hits; +Sustained under Pyromancy). Fury of the First (+1 Hit vs Oath, datasheet). OC22 un-shocked (Inspiring Commander), OC12 base. The real ranged Knight-threat — but slow (M5).</w:t>
             </w:r>
           </w:p>
         </w:tc>
@@ -1973,7 +1973,7 @@
         <w:rPr>
           <w:sz w:val="20"/>
         </w:rPr>
-        <w:t>Destroyed 1 unit (the Warglaive) → 3 VP. Round-2+ objective clauses: does he control a non-home objective? His brick is near C but my Immolator (OC3) + presence still contest — and his OC20 brick, IF it’s within range of C, would take it. Ruling it his: he controls C → 4 VP; but he does NOT control MORE objectives than me (I hold D + E-adjacent + my home; he has C + his home) → no 6 VP. ‘Destroyed more than I lost last turn’ (I lost 0 last turn) → 4 VP. Secondary: Bring It Down (killed a Warglaive = Vehicle) → 4 VP.</w:t>
+        <w:t>Destroyed 1 unit (the Warglaive) → 3 VP. Round-2+ objective clauses: does he control a non-home objective? His brick is near C but my Immolator (OC3) + presence still contest — and his OC22 brick, IF it’s within range of C, would take it. Ruling it his: he controls C → 4 VP; but he does NOT control MORE objectives than me (I hold D + E-adjacent + my home; he has C + his home) → no 6 VP. ‘Destroyed more than I lost last turn’ (I lost 0 last turn) → 4 VP. Secondary: Bring It Down (killed a Warglaive = Vehicle) → 4 VP.</w:t>
       </w:r>
     </w:p>
     <w:p>
@@ -2234,7 +2234,7 @@
         <w:rPr>
           <w:sz w:val="20"/>
         </w:rPr>
-        <w:t>The TH/SS brick pivots to SQUAT the centre C (OC20 — nothing I own out-controls it there). Bladeguard remnant + Ancient shuffle to contest D. The surviving Vanguard chase objectives. He uses Dropship Extraction? No — no upside now; he needs bodies ON objectives, not in reserve.</w:t>
+        <w:t>The TH/SS brick pivots to SQUAT the centre C (OC22 un-shocked — to out-control it I must pile ~OC23+ nearby, e.g. two OC10 Knights + an Armiger, OR Battle-shock it down to OC12). Bladeguard remnant + Ancient shuffle to contest D. The surviving Vanguard chase objectives. He uses Dropship Extraction? No — no upside now; he needs bodies ON objectives, not in reserve.</w:t>
       </w:r>
     </w:p>
     <w:p>
@@ -2310,7 +2310,7 @@
         <w:rPr>
           <w:sz w:val="20"/>
         </w:rPr>
-        <w:t>Destroyed 0 of my units this turn → 0 on that clause. Objectives: he controls C (brick OC20) + his home A + contests D → he may control MORE objectives than me this snapshot → 6 VP + 4 VP (non-home C) = 10 VP. ‘Destroyed more than I lost’ (I lost 0) → 0. Secondary: Cleanse → 3 VP. This is his big primary turn — the OC20 brick squatting the centre is real.</w:t>
+        <w:t>Destroyed 0 of my units this turn → 0 on that clause. Objectives: he controls C (brick OC22) + his home A + contests D → he may control MORE objectives than me this snapshot → 6 VP + 4 VP (non-home C) = 10 VP. ‘Destroyed more than I lost’ (I lost 0) → 0. Secondary: Cleanse → 3 VP. This is his big primary turn — the OC22 brick squatting the centre is real.</w:t>
       </w:r>
     </w:p>
     <w:p>
@@ -2346,7 +2346,7 @@
           <w:color w:val="555555"/>
           <w:sz w:val="18"/>
         </w:rPr>
-        <w:t xml:space="preserve">   He surges on the objective-control clause — the OC20 brick on the centre is his one genuine board-control tool. I MUST break the ‘more objectives than me’ math next turn.</w:t>
+        <w:t xml:space="preserve">   He surges on the objective-control clause — the OC22 brick on the centre is his one genuine board-control tool. I MUST break the ‘more objectives than me’ math next turn.</w:t>
       </w:r>
     </w:p>
     <w:p>
@@ -3133,7 +3133,7 @@
           <w:i w:val="0"/>
           <w:sz w:val="18"/>
         </w:rPr>
-        <w:t xml:space="preserve">   Priority Assets / Vital Link let my speed + OC10 win the board while his two OC20 bricks could only squat one objective each. I conceded the centre and won B + D + E + his home instead — and denied his 6-VP ‘more-objectives’ swing in rounds 4–5.</w:t>
+        <w:t xml:space="preserve">   Priority Assets / Vital Link let my speed + OC10 win the board while his two OC22 bricks could only squat one objective each. I conceded the centre and won B + D + E + his home instead — and denied his 6-VP ‘more-objectives’ swing in rounds 4–5.</w:t>
       </w:r>
     </w:p>
     <w:p>
@@ -3208,7 +3208,7 @@
         <w:spacing w:after="40"/>
       </w:pPr>
       <w:r>
-        <w:t>His OC20 Terminators are better board-control than ‘everything’s OC1’ implied. If both bricks reach objectives, the objective count tightens — speed and killing his soft scorers (Intercessors, Vanguard) is what keeps me ahead on the count.</w:t>
+        <w:t>His OC22 Terminators are better board-control than ‘everything’s OC1’ implied. If both bricks reach objectives, the objective count tightens — speed and killing his soft scorers (Intercessors, Vanguard) is what keeps me ahead on the count.</w:t>
       </w:r>
     </w:p>
     <w:p>

--- a/docs/Great-Value-vs-Knights-Full-Game-Simulation.docx
+++ b/docs/Great-Value-vs-Knights-Full-Game-Simulation.docx
@@ -25,7 +25,7 @@
           <w:color w:val="555555"/>
           <w:sz w:val="26"/>
         </w:rPr>
-        <w:t>Imperial Knights (Freeblade Company) vs. “Great Value” Imperial Fists</w:t>
+        <w:t>Imperial Knights (Big-Gun Standoff) vs. “Great Value” Imperial Fists</w:t>
       </w:r>
     </w:p>
     <w:p>
@@ -37,7 +37,7 @@
           <w:color w:val="555555"/>
           <w:sz w:val="20"/>
         </w:rPr>
-        <w:t>Lone Star Open practice — full model-by-model, phase-by-phase simulation to conclusion</w:t>
+        <w:t>LSO practice — full model-by-model, phase-by-phase simulation to conclusion (v3 plan)</w:t>
       </w:r>
     </w:p>
     <w:p>
@@ -61,7 +61,7 @@
           <w:i w:val="0"/>
           <w:color w:val="8A6D1F"/>
         </w:rPr>
-        <w:t>How to read this document</w:t>
+        <w:t>Why this plan (read first)</w:t>
       </w:r>
     </w:p>
     <w:p>
@@ -74,7 +74,20 @@
           <w:i w:val="0"/>
           <w:sz w:val="20"/>
         </w:rPr>
-        <w:t>This is a simulation of an entire game, played competently from BOTH sides. Every battle round has my turn and his turn; every turn walks the phase sequence (Command → Movement → Shooting → Charge → Fight → end-of-turn scoring). Dice results are stated as expected values (EV) from the mathhammer engine, rounded to plausible whole-model outcomes — i.e. what you should PLAN around, with variance called out where it swings the game. A running VP tally closes each round. The point is to show the game is won by SEQUENCING and the MISSION, not by dice.</w:t>
+        <w:t>Three earlier ideas are DEAD, and the game only makes sense once you accept why: (1) You cannot KILL his bricks — my best guns do ~6–8/turn into a 2+/4++/W4/−1-to-wound Terminator wall. (2) You cannot BATTLE-SHOCK them off an objective — they only test below half strength (6+ dead first, which I can’t do) and pass on Ld 6+ ~72% anyway, so their OC22 is permanent. (3) You cannot CONTEST their objective up close — the markers sit in terrain where the brick lives, so any Knight in range is in charge range, and the brick’s ~50-damage Oathed melee (Thunder Hammers + Fist of Dorn, all Dev Wounds) deletes any Knight it touches — Feel No Pain 6+ (~1/6) turns ~50 into ~42, still a dead Knight. So durability and proximity are losing axes.</w:t>
+      </w:r>
+    </w:p>
+    <w:p>
+      <w:pPr>
+        <w:spacing w:after="80"/>
+      </w:pPr>
+      <w:r>
+        <w:rPr>
+          <w:b w:val="0"/>
+          <w:i w:val="0"/>
+          <w:sz w:val="20"/>
+        </w:rPr>
+        <w:t>What DOES win: his bricks are M5 and there are only two of them. They can hold ~2 objectives, no more. So I keep three gun-Knights at the BACK, delete his soft scorers (Sternguard, Land Speeders, cyclone Terminators, Vanguard, Intercessors) at 36–60”, take the 3–4 objectives his wall can’t reach with fast Armigers, steal his home for the closing +10, and NEVER put a model in his charge threat. This document plays that out in full, both sides, to a conclusion. Dice are stated as expected values; variance is flagged where it matters.</w:t>
       </w:r>
     </w:p>
     <w:p>
@@ -85,7 +98,7 @@
         <w:rPr>
           <w:color w:val="273A5B"/>
         </w:rPr>
-        <w:t>1. The two armies — and their tapestries</w:t>
+        <w:t>1. The two armies</w:t>
       </w:r>
     </w:p>
     <w:p>
@@ -143,7 +156,7 @@
         </w:tc>
         <w:tc>
           <w:tcPr>
-            <w:tcW w:type="dxa" w:w="3168"/>
+            <w:tcW w:type="dxa" w:w="3024"/>
           </w:tcPr>
           <w:p>
             <w:r/>
@@ -158,7 +171,7 @@
         </w:tc>
         <w:tc>
           <w:tcPr>
-            <w:tcW w:type="dxa" w:w="4320"/>
+            <w:tcW w:type="dxa" w:w="4464"/>
           </w:tcPr>
           <w:p>
             <w:r/>
@@ -183,13 +196,13 @@
               <w:rPr>
                 <w:sz w:val="18"/>
               </w:rPr>
-              <w:t>Darnath Lysander + Ancient in Term. + 10 Assault Terminators (TH/SS)</w:t>
+              <w:t>Lysander + Ancient (Term.) + 10 Assault Terminators (TH/SS)</w:t>
             </w:r>
           </w:p>
         </w:tc>
         <w:tc>
           <w:tcPr>
-            <w:tcW w:type="dxa" w:w="3168"/>
+            <w:tcW w:type="dxa" w:w="3024"/>
           </w:tcPr>
           <w:p>
             <w:r/>
@@ -197,13 +210,13 @@
               <w:rPr>
                 <w:sz w:val="18"/>
               </w:rPr>
-              <w:t>T5 W4 2+/4++ ×11, M5, OC2. TH: S8 AP-2 D2 A5 Dev; Fist of Dorn S10 AP-3 D3 A5 Dev</w:t>
+              <w:t>T5 W4 2+/4++ ×11, M5. Fist of Dorn S10 AP-3 D3 A5 Dev; TH S8 AP-2 D2 A5 Dev</w:t>
             </w:r>
           </w:p>
         </w:tc>
         <w:tc>
           <w:tcPr>
-            <w:tcW w:type="dxa" w:w="4320"/>
+            <w:tcW w:type="dxa" w:w="4464"/>
           </w:tcPr>
           <w:p>
             <w:r/>
@@ -211,7 +224,7 @@
               <w:rPr>
                 <w:sz w:val="18"/>
               </w:rPr>
-              <w:t>Icon of Obstinacy (−1 to wound the unit when S≥T5), Rampart (2+ inv once), Inspiring Commander (non-Character Terminators are OC2 WHILE NOT BATTLE-SHOCKED → brick OC22; base OC12, and a Battle-shock drops it back to OC12), Champion of the Feast (+1 A), Terminatus Assault (Battle-shock on engage). Wrath of Dorn: FULL wound re-roll vs Oath target.</w:t>
+              <w:t>Icon of Obstinacy (unit −1 to wound when S≥T5), Rampart (2+ inv once), Inspiring Commander (non-Character Terminators OC2 while not Battle-shocked → OC22 brick, permanent in practice), Champion of the Feast (+1 A), Terminatus Assault (Battle-shocks what it engages). Wrath of Dorn: FULL wound re-roll vs Oath. ~50 Oathed melee = a dead Knight. AVOID.</w:t>
             </w:r>
           </w:p>
         </w:tc>
@@ -227,13 +240,13 @@
               <w:rPr>
                 <w:sz w:val="18"/>
               </w:rPr>
-              <w:t>Bladeguard Ancient + 6 Bladeguard Vets</w:t>
+              <w:t>Bladeguard Ancient + 6 Bladeguard</w:t>
             </w:r>
           </w:p>
         </w:tc>
         <w:tc>
           <w:tcPr>
-            <w:tcW w:type="dxa" w:w="3168"/>
+            <w:tcW w:type="dxa" w:w="3024"/>
           </w:tcPr>
           <w:p>
             <w:r/>
@@ -241,13 +254,13 @@
               <w:rPr>
                 <w:sz w:val="18"/>
               </w:rPr>
-              <w:t>T4 W3 3+/4++, MC power weapon S5 AP-2 D2</w:t>
+              <w:t>T4 W3 3+/4++</w:t>
             </w:r>
           </w:p>
         </w:tc>
         <w:tc>
           <w:tcPr>
-            <w:tcW w:type="dxa" w:w="4320"/>
+            <w:tcW w:type="dxa" w:w="4464"/>
           </w:tcPr>
           <w:p>
             <w:r/>
@@ -255,7 +268,7 @@
               <w:rPr>
                 <w:sz w:val="18"/>
               </w:rPr>
-              <w:t>Malodraxian Standard (−1 to wound when S&gt;T4), Bladeguard (pick Swords=rr hit-1 or Shields=rr inv-1 each Fight). Very hard to shift.</w:t>
+              <w:t>Malodraxian Standard (−1 to wound when S&gt;T4) + Bladeguard (Swords/Shields). Tanky; not a priority — it’s slow melee I just don’t feed.</w:t>
             </w:r>
           </w:p>
         </w:tc>
@@ -277,7 +290,7 @@
         </w:tc>
         <w:tc>
           <w:tcPr>
-            <w:tcW w:type="dxa" w:w="3168"/>
+            <w:tcW w:type="dxa" w:w="3024"/>
           </w:tcPr>
           <w:p>
             <w:r/>
@@ -285,13 +298,13 @@
               <w:rPr>
                 <w:sz w:val="18"/>
               </w:rPr>
-              <w:t>T4 W2 3+, bolt rifle S4 AP-1 D1 A2 Assault/Dev/Heavy/RF1</w:t>
+              <w:t>T4 W2 3+; bolt rifle S4 AP-1 Dev/Heavy/RF1</w:t>
             </w:r>
           </w:p>
         </w:tc>
         <w:tc>
           <w:tcPr>
-            <w:tcW w:type="dxa" w:w="4320"/>
+            <w:tcW w:type="dxa" w:w="4464"/>
           </w:tcPr>
           <w:p>
             <w:r/>
@@ -299,7 +312,7 @@
               <w:rPr>
                 <w:sz w:val="18"/>
               </w:rPr>
-              <w:t>PSYKER unit (gets the round’s Discipline). Sternguard Focus (FULL wound re-roll vs Oath). Temporal Corridor: Deep Strike if Telekinesis; bail to Reserves at end of my Fight phase if unengaged. THE unsaveable Dev-Wound chip — but SOFT (T4 W2, no invuln).</w:t>
+              <w:t>PSYKER (gets the Discipline). Sternguard Focus = FULL wound re-roll vs Oath. ~10 UNSAVEABLE Dev Wounds into an Oathed Knight — the biggest alpha leg, but SOFT (T4 W2, no invuln). KILL FIRST.</w:t>
             </w:r>
           </w:p>
         </w:tc>
@@ -315,13 +328,13 @@
               <w:rPr>
                 <w:sz w:val="18"/>
               </w:rPr>
-              <w:t>Librarian in Term. [Fusillade] + 10 Terminators (2 cyclone)</w:t>
+              <w:t>Librarian (Term.) [Fusillade] + 10 Terminators (2 cyclone)</w:t>
             </w:r>
           </w:p>
         </w:tc>
         <w:tc>
           <w:tcPr>
-            <w:tcW w:type="dxa" w:w="3168"/>
+            <w:tcW w:type="dxa" w:w="3024"/>
           </w:tcPr>
           <w:p>
             <w:r/>
@@ -329,13 +342,13 @@
               <w:rPr>
                 <w:sz w:val="18"/>
               </w:rPr>
-              <w:t>T5 W3 2+/4++, cyclone krak S9 AP-2 D6 A2; storm bolter S4 RF2; Teleport Homer</w:t>
+              <w:t>T5 W3 2+/4++; cyclone krak S9 AP-2 D6 A2; Teleport Homer</w:t>
             </w:r>
           </w:p>
         </w:tc>
         <w:tc>
           <w:tcPr>
-            <w:tcW w:type="dxa" w:w="4320"/>
+            <w:tcW w:type="dxa" w:w="4464"/>
           </w:tcPr>
           <w:p>
             <w:r/>
@@ -343,7 +356,7 @@
               <w:rPr>
                 <w:sz w:val="18"/>
               </w:rPr>
-              <w:t>PSYKER unit. Fusillade (Lethal Hits; +Sustained under Pyromancy). Fury of the First (+1 Hit vs Oath, datasheet). OC22 un-shocked (Inspiring Commander), OC12 base. The real ranged Knight-threat — but slow (M5).</w:t>
+              <w:t>PSYKER. Fusillade (Lethal Hits). Fury of the First (+1 Hit vs Oath). The real ranged Knight-threat — but M5. Kill it after the Speeders.</w:t>
             </w:r>
           </w:p>
         </w:tc>
@@ -359,13 +372,13 @@
               <w:rPr>
                 <w:sz w:val="18"/>
               </w:rPr>
-              <w:t>2× Vanguard Vets w/ Jump Packs (5 ea)</w:t>
+              <w:t>2× Vanguard Vets (Jump, 5 ea)</w:t>
             </w:r>
           </w:p>
         </w:tc>
         <w:tc>
           <w:tcPr>
-            <w:tcW w:type="dxa" w:w="3168"/>
+            <w:tcW w:type="dxa" w:w="3024"/>
           </w:tcPr>
           <w:p>
             <w:r/>
@@ -373,13 +386,13 @@
               <w:rPr>
                 <w:sz w:val="18"/>
               </w:rPr>
-              <w:t>T4 W2 3+/4++, M12, jump</w:t>
+              <w:t>T4 W2 3+/4++, M12</w:t>
             </w:r>
           </w:p>
         </w:tc>
         <w:tc>
           <w:tcPr>
-            <w:tcW w:type="dxa" w:w="4320"/>
+            <w:tcW w:type="dxa" w:w="4464"/>
           </w:tcPr>
           <w:p>
             <w:r/>
@@ -387,7 +400,7 @@
               <w:rPr>
                 <w:sz w:val="18"/>
               </w:rPr>
-              <w:t>Vanguard Assault (Lethal Hits on the charge). Fast harassers / action-monkeys.</w:t>
+              <w:t>Vanguard Assault (Lethal on charge). Fast harassers / soft scorers to shoot off.</w:t>
             </w:r>
           </w:p>
         </w:tc>
@@ -403,13 +416,13 @@
               <w:rPr>
                 <w:sz w:val="18"/>
               </w:rPr>
-              <w:t>Intercessor Squad (5)</w:t>
+              <w:t>Intercessors (5)</w:t>
             </w:r>
           </w:p>
         </w:tc>
         <w:tc>
           <w:tcPr>
-            <w:tcW w:type="dxa" w:w="3168"/>
+            <w:tcW w:type="dxa" w:w="3024"/>
           </w:tcPr>
           <w:p>
             <w:r/>
@@ -423,7 +436,7 @@
         </w:tc>
         <w:tc>
           <w:tcPr>
-            <w:tcW w:type="dxa" w:w="4320"/>
+            <w:tcW w:type="dxa" w:w="4464"/>
           </w:tcPr>
           <w:p>
             <w:r/>
@@ -431,7 +444,7 @@
               <w:rPr>
                 <w:sz w:val="18"/>
               </w:rPr>
-              <w:t>Objective Secured (sticky home). Target Elimination (+2 A once).</w:t>
+              <w:t>Sticky home. The unit sitting on the home I want to steal.</w:t>
             </w:r>
           </w:p>
         </w:tc>
@@ -453,7 +466,7 @@
         </w:tc>
         <w:tc>
           <w:tcPr>
-            <w:tcW w:type="dxa" w:w="3168"/>
+            <w:tcW w:type="dxa" w:w="3024"/>
           </w:tcPr>
           <w:p>
             <w:r/>
@@ -461,13 +474,13 @@
               <w:rPr>
                 <w:sz w:val="18"/>
               </w:rPr>
-              <w:t>T8 W9 3+, M14 FLY, OC3</w:t>
+              <w:t>T8 W9 3+, M14</w:t>
             </w:r>
           </w:p>
         </w:tc>
         <w:tc>
           <w:tcPr>
-            <w:tcW w:type="dxa" w:w="4320"/>
+            <w:tcW w:type="dxa" w:w="4464"/>
           </w:tcPr>
           <w:p>
             <w:r/>
@@ -475,7 +488,7 @@
               <w:rPr>
                 <w:sz w:val="18"/>
               </w:rPr>
-              <w:t>Multi-melta S9 AP-4 D6 A2 Melta 2 + stormfury S12 AP-3 D6+1. Purgation Run (shoot then move D6”). NOTE: no innate Deep Strike — arrives from Strategic Reserves (board edge).</w:t>
+              <w:t>Multi-melta S9 AP-4 D6 Melta2 + stormfury. Arrives from Strategic Reserve (no innate Deep Strike). Volcano one-shots each — KILL on arrival.</w:t>
             </w:r>
           </w:p>
         </w:tc>
@@ -491,7 +504,7 @@
           <w:i w:val="0"/>
           <w:color w:val="8B1A1A"/>
         </w:rPr>
-        <w:t>His engine: OATH OF MOMENT.</w:t>
+        <w:t>His engine: Oath of Moment</w:t>
       </w:r>
     </w:p>
     <w:p>
@@ -504,7 +517,7 @@
           <w:i w:val="0"/>
           <w:sz w:val="20"/>
         </w:rPr>
-        <w:t>Every Command phase he names one of my units; his whole army re-rolls Hit rolls AND gets +1 to Wound against it (the +1 because he’s mono-Codex Imperial Fists). Layered with Wrath of Dorn (re-roll Wound-of-1 army-wide, full for Lysander’s unit), the unit synergies above, and the round’s Librarius Discipline (Divination re-roll 1s / Pyromancy +1 AP+Sustained / Telekinesis Deep-Strike-enable &amp; −1 S defence), his fully-converged fire onto one Oathed Knight is ~34 damage — a dead Castellan. The counter is written into the numbers: ~10 of that 34 is the SOFT Sternguard. Kill a leg early and the alpha collapses.</w:t>
+        <w:t>Each Command phase he Oaths one of my units → his whole army re-rolls Hits AND +1 to Wound vs it, layered with Wrath of Dorn, the unit synergies, and the round’s Discipline. Fully converged = ~34 into one Knight. But ~10 of that is the SOFT Sternguard — kill them turn one and his alpha falls to ~17, which a 28-wound Castellan shrugs (and Rotate Ion Shields → ~14).</w:t>
       </w:r>
     </w:p>
     <w:p>
@@ -528,7 +541,7 @@
           <w:i w:val="0"/>
           <w:color w:val="273A5B"/>
         </w:rPr>
-        <w:t>My list: Knights v2 — Freeblade Company, 1985 pts</w:t>
+        <w:t>My list: Big-Gun Standoff — Valourstrike Lance + Dominus Foebreakers, 1975 pts</w:t>
       </w:r>
     </w:p>
     <w:p>
@@ -541,7 +554,7 @@
           <w:i/>
           <w:sz w:val="18"/>
         </w:rPr>
-        <w:t>Detachment (3 DP): Freeblade Company. Disposition: Priority Assets. Army rule: Code Chivalric (Knight vows).</w:t>
+        <w:t>Detachments (3 DP): Valourstrike Lance (2 DP) + Dominus Foebreakers (1 DP). Disposition: Priority Assets.</w:t>
       </w:r>
     </w:p>
     <w:tbl>
@@ -558,7 +571,7 @@
       <w:tr>
         <w:tc>
           <w:tcPr>
-            <w:tcW w:type="dxa" w:w="2448"/>
+            <w:tcW w:type="dxa" w:w="2736"/>
           </w:tcPr>
           <w:p>
             <w:r/>
@@ -573,7 +586,7 @@
         </w:tc>
         <w:tc>
           <w:tcPr>
-            <w:tcW w:type="dxa" w:w="3600"/>
+            <w:tcW w:type="dxa" w:w="3456"/>
           </w:tcPr>
           <w:p>
             <w:r/>
@@ -582,13 +595,13 @@
                 <w:b/>
                 <w:sz w:val="18"/>
               </w:rPr>
-              <w:t>Key profile</w:t>
+              <w:t>Guns</w:t>
             </w:r>
           </w:p>
         </w:tc>
         <w:tc>
           <w:tcPr>
-            <w:tcW w:type="dxa" w:w="4320"/>
+            <w:tcW w:type="dxa" w:w="4176"/>
           </w:tcPr>
           <w:p>
             <w:r/>
@@ -597,7 +610,7 @@
                 <w:b/>
                 <w:sz w:val="18"/>
               </w:rPr>
-              <w:t>Role &amp; threads</w:t>
+              <w:t>Role in the standoff</w:t>
             </w:r>
           </w:p>
         </w:tc>
@@ -605,7 +618,7 @@
       <w:tr>
         <w:tc>
           <w:tcPr>
-            <w:tcW w:type="dxa" w:w="2448"/>
+            <w:tcW w:type="dxa" w:w="2736"/>
           </w:tcPr>
           <w:p>
             <w:r/>
@@ -613,13 +626,13 @@
               <w:rPr>
                 <w:sz w:val="18"/>
               </w:rPr>
-              <w:t>Knight Crusader [Hunter’s Eye]</w:t>
+              <w:t>Knight Castellan #1 (DOMINUS)</w:t>
             </w:r>
           </w:p>
         </w:tc>
         <w:tc>
           <w:tcPr>
-            <w:tcW w:type="dxa" w:w="3600"/>
+            <w:tcW w:type="dxa" w:w="3456"/>
           </w:tcPr>
           <w:p>
             <w:r/>
@@ -627,13 +640,13 @@
               <w:rPr>
                 <w:sz w:val="18"/>
               </w:rPr>
-              <w:t>T11 W26 3+/5++(ranged), OC10. Avenger gatling S6 AP-2 D2 A18; thermal cannon S12 AP-4 Melta6; RFBC S10</w:t>
+              <w:t>Volcano lance S18 AP-5 D6+8; plasma decimator; siegebreaker; shieldbreaker</w:t>
             </w:r>
           </w:p>
         </w:tc>
         <w:tc>
           <w:tcPr>
-            <w:tcW w:type="dxa" w:w="4320"/>
+            <w:tcW w:type="dxa" w:w="4176"/>
           </w:tcPr>
           <w:p>
             <w:r/>
@@ -641,7 +654,7 @@
               <w:rPr>
                 <w:sz w:val="18"/>
               </w:rPr>
-              <w:t>The anti-SUPPORT gun. Avenger deletes Sternguard; Hunter’s Eye = Ignores Cover (nothing hides). Thermal/RFBC chip Terminators.</w:t>
+              <w:t>Back-line sniper. Volcano ONE-SHOTS a Land Speeder (~19 vs 9 W) and chunks Lysander/characters at 60”. Dominus Foebreakers: +1 to hit units in terrain (i.e. his whole army).</w:t>
             </w:r>
           </w:p>
         </w:tc>
@@ -649,7 +662,7 @@
       <w:tr>
         <w:tc>
           <w:tcPr>
-            <w:tcW w:type="dxa" w:w="2448"/>
+            <w:tcW w:type="dxa" w:w="2736"/>
           </w:tcPr>
           <w:p>
             <w:r/>
@@ -657,13 +670,13 @@
               <w:rPr>
                 <w:sz w:val="18"/>
               </w:rPr>
-              <w:t>Knight Castellan [Sanctuary]</w:t>
+              <w:t>Knight Castellan #2 (DOMINUS)</w:t>
             </w:r>
           </w:p>
         </w:tc>
         <w:tc>
           <w:tcPr>
-            <w:tcW w:type="dxa" w:w="3600"/>
+            <w:tcW w:type="dxa" w:w="3456"/>
           </w:tcPr>
           <w:p>
             <w:r/>
@@ -671,13 +684,13 @@
               <w:rPr>
                 <w:sz w:val="18"/>
               </w:rPr>
-              <w:t>T12 W28 3+/5++→4++full(Sanctuary), OC10. Volcano lance S18 AP-5 D6+8; plasma decimator; shieldbreaker; siegebreaker</w:t>
+              <w:t>Volcano lance; plasma decimator; siegebreaker</w:t>
             </w:r>
           </w:p>
         </w:tc>
         <w:tc>
           <w:tcPr>
-            <w:tcW w:type="dxa" w:w="4320"/>
+            <w:tcW w:type="dxa" w:w="4176"/>
           </w:tcPr>
           <w:p>
             <w:r/>
@@ -685,7 +698,7 @@
               <w:rPr>
                 <w:sz w:val="18"/>
               </w:rPr>
-              <w:t>Durable anchor + long-range sniper. Volcano one-shots Land Speeders and chunks Lysander/characters. Sanctuary = full 5++ (melee too). The likely Oath target — built to survive it.</w:t>
+              <w:t>Second back-line sniper — the other Speeder, then Lysander/cyclone brick. Twin plasma decimators also help wipe the Sternguard T1. Also +1 to hit in terrain.</w:t>
             </w:r>
           </w:p>
         </w:tc>
@@ -693,7 +706,7 @@
       <w:tr>
         <w:tc>
           <w:tcPr>
-            <w:tcW w:type="dxa" w:w="2448"/>
+            <w:tcW w:type="dxa" w:w="2736"/>
           </w:tcPr>
           <w:p>
             <w:r/>
@@ -701,13 +714,13 @@
               <w:rPr>
                 <w:sz w:val="18"/>
               </w:rPr>
-              <w:t>Cerastus Knight Lancer</w:t>
+              <w:t>Knight Crusader</w:t>
             </w:r>
           </w:p>
         </w:tc>
         <w:tc>
           <w:tcPr>
-            <w:tcW w:type="dxa" w:w="3600"/>
+            <w:tcW w:type="dxa" w:w="3456"/>
           </w:tcPr>
           <w:p>
             <w:r/>
@@ -715,13 +728,13 @@
               <w:rPr>
                 <w:sz w:val="18"/>
               </w:rPr>
-              <w:t>T11 W28 3+/4++ FULL, M14, OC10. Shock lance S20 AP-3 D8 (Shock Charge: Tank Shock 0CP)</w:t>
+              <w:t>Avenger gatling S6 AP-2 D2 A18; thermal cannon S12 Melta6; RFBC S10; Icarus</w:t>
             </w:r>
           </w:p>
         </w:tc>
         <w:tc>
           <w:tcPr>
-            <w:tcW w:type="dxa" w:w="4320"/>
+            <w:tcW w:type="dxa" w:w="4176"/>
           </w:tcPr>
           <w:p>
             <w:r/>
@@ -729,7 +742,7 @@
               <w:rPr>
                 <w:sz w:val="18"/>
               </w:rPr>
-              <w:t>The flanker. Hunts Land Speeders, dives his backline, one-shots characters, and grabs his home late. 4++ full = tanks a focus if needed.</w:t>
+              <w:t>The anti-INFANTRY deleter. Avenger (18 shots) wipes Sternguard / Vanguard / Intercessors; thermal + RFBC add anti-Speeder/Terminator. Stays at the back.</w:t>
             </w:r>
           </w:p>
         </w:tc>
@@ -737,7 +750,7 @@
       <w:tr>
         <w:tc>
           <w:tcPr>
-            <w:tcW w:type="dxa" w:w="2448"/>
+            <w:tcW w:type="dxa" w:w="2736"/>
           </w:tcPr>
           <w:p>
             <w:r/>
@@ -745,13 +758,13 @@
               <w:rPr>
                 <w:sz w:val="18"/>
               </w:rPr>
-              <w:t>2× Armiger Warglaive</w:t>
+              <w:t>2× Armiger Helverin</w:t>
             </w:r>
           </w:p>
         </w:tc>
         <w:tc>
           <w:tcPr>
-            <w:tcW w:type="dxa" w:w="3600"/>
+            <w:tcW w:type="dxa" w:w="3456"/>
           </w:tcPr>
           <w:p>
             <w:r/>
@@ -759,13 +772,13 @@
               <w:rPr>
                 <w:sz w:val="18"/>
               </w:rPr>
-              <w:t>T9 W14 3+/5++, M12, OC6. Thermal spear S12 AP-4 Melta4</w:t>
+              <w:t>2× Armiger autocannon S9 AP-1 D3 A4 (36”)</w:t>
             </w:r>
           </w:p>
         </w:tc>
         <w:tc>
           <w:tcPr>
-            <w:tcW w:type="dxa" w:w="4320"/>
+            <w:tcW w:type="dxa" w:w="4176"/>
           </w:tcPr>
           <w:p>
             <w:r/>
@@ -773,7 +786,7 @@
               <w:rPr>
                 <w:sz w:val="18"/>
               </w:rPr>
-              <w:t>Forward screens / pins / BAIT (soak the Oath so it isn’t a big Knight). Anti-Speeder melta. Bondsman recipients. Expendable at 140 ea.</w:t>
+              <w:t>Back-field range. 16 autocannon shots/turn grind the cyclone Terminators and finish Speeders/soft support — never in charge threat.</w:t>
             </w:r>
           </w:p>
         </w:tc>
@@ -781,7 +794,7 @@
       <w:tr>
         <w:tc>
           <w:tcPr>
-            <w:tcW w:type="dxa" w:w="2448"/>
+            <w:tcW w:type="dxa" w:w="2736"/>
           </w:tcPr>
           <w:p>
             <w:r/>
@@ -789,13 +802,13 @@
               <w:rPr>
                 <w:sz w:val="18"/>
               </w:rPr>
-              <w:t>Armiger Helverin</w:t>
+              <w:t>Armiger Warglaive</w:t>
             </w:r>
           </w:p>
         </w:tc>
         <w:tc>
           <w:tcPr>
-            <w:tcW w:type="dxa" w:w="3600"/>
+            <w:tcW w:type="dxa" w:w="3456"/>
           </w:tcPr>
           <w:p>
             <w:r/>
@@ -803,13 +816,13 @@
               <w:rPr>
                 <w:sz w:val="18"/>
               </w:rPr>
-              <w:t>T9 W14 3+/5++, M12, OC6. 2× Armiger autocannon S9 AP-1 D3 A4</w:t>
+              <w:t>Thermal spear S12 AP-4 Melta4, M12</w:t>
             </w:r>
           </w:p>
         </w:tc>
         <w:tc>
           <w:tcPr>
-            <w:tcW w:type="dxa" w:w="4320"/>
+            <w:tcW w:type="dxa" w:w="4176"/>
           </w:tcPr>
           <w:p>
             <w:r/>
@@ -817,7 +830,7 @@
               <w:rPr>
                 <w:sz w:val="18"/>
               </w:rPr>
-              <w:t>Backfield fire — anti-Sternguard / anti-Speeder / anti-chaff volume.</w:t>
+              <w:t>The fast body: grabs far objectives, screens the gunline, and can dash for his home. Expendable at 140.</w:t>
             </w:r>
           </w:p>
         </w:tc>
@@ -825,7 +838,7 @@
       <w:tr>
         <w:tc>
           <w:tcPr>
-            <w:tcW w:type="dxa" w:w="2448"/>
+            <w:tcW w:type="dxa" w:w="2736"/>
           </w:tcPr>
           <w:p>
             <w:r/>
@@ -839,7 +852,7 @@
         </w:tc>
         <w:tc>
           <w:tcPr>
-            <w:tcW w:type="dxa" w:w="3600"/>
+            <w:tcW w:type="dxa" w:w="3456"/>
           </w:tcPr>
           <w:p>
             <w:r/>
@@ -847,13 +860,13 @@
               <w:rPr>
                 <w:sz w:val="18"/>
               </w:rPr>
-              <w:t>T3 W4, character</w:t>
+              <w:t>12” anti-Deep-Strike dome</w:t>
             </w:r>
           </w:p>
         </w:tc>
         <w:tc>
           <w:tcPr>
-            <w:tcW w:type="dxa" w:w="4320"/>
+            <w:tcW w:type="dxa" w:w="4176"/>
           </w:tcPr>
           <w:p>
             <w:r/>
@@ -861,7 +874,7 @@
               <w:rPr>
                 <w:sz w:val="18"/>
               </w:rPr>
-              <w:t>12” anti-Deep-Strike dome — denies Temporal Corridor / Dropship Extraction / Land Speeder reserve re-drops near my scoring.</w:t>
+              <w:t>Denies his cyclone-Terminator Teleport-Homer drop and Land Speeder reserves landing near my gunline.</w:t>
             </w:r>
           </w:p>
         </w:tc>
@@ -869,7 +882,7 @@
       <w:tr>
         <w:tc>
           <w:tcPr>
-            <w:tcW w:type="dxa" w:w="2448"/>
+            <w:tcW w:type="dxa" w:w="2736"/>
           </w:tcPr>
           <w:p>
             <w:r/>
@@ -877,13 +890,13 @@
               <w:rPr>
                 <w:sz w:val="18"/>
               </w:rPr>
-              <w:t>Battle Sisters Squad (ally, split)</w:t>
+              <w:t>Battle Sisters (ally, split)</w:t>
             </w:r>
           </w:p>
         </w:tc>
         <w:tc>
           <w:tcPr>
-            <w:tcW w:type="dxa" w:w="3600"/>
+            <w:tcW w:type="dxa" w:w="3456"/>
           </w:tcPr>
           <w:p>
             <w:r/>
@@ -891,13 +904,13 @@
               <w:rPr>
                 <w:sz w:val="18"/>
               </w:rPr>
-              <w:t>T3 W1 3+, OC2/model</w:t>
+              <w:t>OC10 foot half; melta half in the Immolator</w:t>
             </w:r>
           </w:p>
         </w:tc>
         <w:tc>
           <w:tcPr>
-            <w:tcW w:type="dxa" w:w="4320"/>
+            <w:tcW w:type="dxa" w:w="4176"/>
           </w:tcPr>
           <w:p>
             <w:r/>
@@ -905,7 +918,7 @@
               <w:rPr>
                 <w:sz w:val="18"/>
               </w:rPr>
-              <w:t>Requisitioned; splits → OC10 foot half locks my home under the dome; melta half rides the Immolator.</w:t>
+              <w:t>Cheaply LOCKS my home objective under the dome — frees every Knight to hunt/hold elsewhere.</w:t>
             </w:r>
           </w:p>
         </w:tc>
@@ -913,7 +926,7 @@
       <w:tr>
         <w:tc>
           <w:tcPr>
-            <w:tcW w:type="dxa" w:w="2448"/>
+            <w:tcW w:type="dxa" w:w="2736"/>
           </w:tcPr>
           <w:p>
             <w:r/>
@@ -927,7 +940,7 @@
         </w:tc>
         <w:tc>
           <w:tcPr>
-            <w:tcW w:type="dxa" w:w="3600"/>
+            <w:tcW w:type="dxa" w:w="3456"/>
           </w:tcPr>
           <w:p>
             <w:r/>
@@ -935,13 +948,13 @@
               <w:rPr>
                 <w:sz w:val="18"/>
               </w:rPr>
-              <w:t>T9 W11 3+, twin multi-melta</w:t>
+              <w:t>Twin multi-melta; Purge &amp; Cleanse</w:t>
             </w:r>
           </w:p>
         </w:tc>
         <w:tc>
           <w:tcPr>
-            <w:tcW w:type="dxa" w:w="4320"/>
+            <w:tcW w:type="dxa" w:w="4176"/>
           </w:tcPr>
           <w:p>
             <w:r/>
@@ -949,7 +962,7 @@
               <w:rPr>
                 <w:sz w:val="18"/>
               </w:rPr>
-              <w:t>Twin MM (NOT flamers vs 2+/4++). Purge &amp; Cleanse: strips Benefit of Cover on a target for my WHOLE army’s shooting.</w:t>
+              <w:t>Strips Benefit of Cover on a target for my WHOLE gunline — stacks with Dominus Foebreakers’ +1-to-hit-in-terrain into near-auto-hitting fire.</w:t>
             </w:r>
           </w:p>
         </w:tc>
@@ -965,7 +978,7 @@
           <w:i w:val="0"/>
           <w:color w:val="273A5B"/>
         </w:rPr>
-        <w:t>My engine: FEEL NO PAIN + the MISSION.</w:t>
+        <w:t>My engine: delete his ranged legs from safety, out-spread his wall, steal his home.</w:t>
       </w:r>
     </w:p>
     <w:p>
@@ -978,7 +991,7 @@
           <w:i w:val="0"/>
           <w:sz w:val="20"/>
         </w:rPr>
-        <w:t>Freeblade Company’s Knights of Legend gives every Knight Feel No Pain 6+ and regains 1 lost wound per Command phase. FNP is the ONLY thing that touches his unsaveable Sternguard Dev Wounds, and the regen un-does his chip. I do not try to out-kill unkillable bricks — I picked Priority Assets to win the OBJECTIVE race with speed + spread, and to steal his home for 10 VP at the end.</w:t>
+        <w:t>Dominus Foebreakers grants Priority Assets (→ I play Vital Link) and buys my Castellans +1 to hit everything in terrain. Valourstrike Lance gives Rotate Ion Shields (a 4++ on the Oathed Knight the turn his alpha lands) and Advance-and-still-shoot (I reposition the gunline to keep range without losing a turn of fire). I do not own a durability tech and I don’t need one — nothing that can kill a Knight ever gets to shoot twice, and the melee brick never gets to shoot at all.</w:t>
       </w:r>
     </w:p>
     <w:p>
@@ -989,7 +1002,7 @@
         <w:rPr>
           <w:color w:val="273A5B"/>
         </w:rPr>
-        <w:t>2. Mission, deployment &amp; plan</w:t>
+        <w:t>2. Mission, deployment &amp; the scoring clash</w:t>
       </w:r>
     </w:p>
     <w:p>
@@ -1001,14 +1014,14 @@
           <w:b/>
           <w:i w:val="0"/>
         </w:rPr>
-        <w:t xml:space="preserve">Primary missions (asymmetric): </w:t>
+        <w:t xml:space="preserve">Asymmetric primaries: </w:t>
       </w:r>
       <w:r>
         <w:rPr>
           <w:b w:val="0"/>
           <w:i w:val="0"/>
         </w:rPr>
-        <w:t xml:space="preserve">my Priority Assets vs his Purge the Foe → I play </w:t>
+        <w:t xml:space="preserve">my Priority Assets → </w:t>
       </w:r>
       <w:r>
         <w:rPr>
@@ -1023,7 +1036,7 @@
           <w:b w:val="0"/>
           <w:i w:val="0"/>
         </w:rPr>
-        <w:t xml:space="preserve">, he plays </w:t>
+        <w:t xml:space="preserve">; his Purge → </w:t>
       </w:r>
       <w:r>
         <w:rPr>
@@ -1055,7 +1068,7 @@
       <w:tr>
         <w:tc>
           <w:tcPr>
-            <w:tcW w:type="dxa" w:w="2448"/>
+            <w:tcW w:type="dxa" w:w="2304"/>
           </w:tcPr>
           <w:p>
             <w:r/>
@@ -1069,7 +1082,7 @@
         </w:tc>
         <w:tc>
           <w:tcPr>
-            <w:tcW w:type="dxa" w:w="3744"/>
+            <w:tcW w:type="dxa" w:w="3888"/>
           </w:tcPr>
           <w:p>
             <w:r/>
@@ -1084,7 +1097,7 @@
         </w:tc>
         <w:tc>
           <w:tcPr>
-            <w:tcW w:type="dxa" w:w="3744"/>
+            <w:tcW w:type="dxa" w:w="3888"/>
           </w:tcPr>
           <w:p>
             <w:r/>
@@ -1101,7 +1114,7 @@
       <w:tr>
         <w:tc>
           <w:tcPr>
-            <w:tcW w:type="dxa" w:w="2448"/>
+            <w:tcW w:type="dxa" w:w="2304"/>
           </w:tcPr>
           <w:p>
             <w:r/>
@@ -1109,13 +1122,13 @@
               <w:rPr>
                 <w:sz w:val="18"/>
               </w:rPr>
-              <w:t>End of MY/HIS turn</w:t>
+              <w:t>End of turn</w:t>
             </w:r>
           </w:p>
         </w:tc>
         <w:tc>
           <w:tcPr>
-            <w:tcW w:type="dxa" w:w="3744"/>
+            <w:tcW w:type="dxa" w:w="3888"/>
           </w:tcPr>
           <w:p>
             <w:r/>
@@ -1123,13 +1136,13 @@
               <w:rPr>
                 <w:sz w:val="18"/>
               </w:rPr>
-              <w:t>2 VP control a central objective; +1 per operation marker there</w:t>
+              <w:t>2 VP control a central objective (+1/operation marker)</w:t>
             </w:r>
           </w:p>
         </w:tc>
         <w:tc>
           <w:tcPr>
-            <w:tcW w:type="dxa" w:w="3744"/>
+            <w:tcW w:type="dxa" w:w="3888"/>
           </w:tcPr>
           <w:p>
             <w:r/>
@@ -1137,7 +1150,7 @@
               <w:rPr>
                 <w:sz w:val="18"/>
               </w:rPr>
-              <w:t>3 VP if I destroyed 1+ enemy unit this turn</w:t>
+              <w:t>3 VP if he destroyed 1+ enemy unit this turn</w:t>
             </w:r>
           </w:p>
         </w:tc>
@@ -1145,7 +1158,7 @@
       <w:tr>
         <w:tc>
           <w:tcPr>
-            <w:tcW w:type="dxa" w:w="2448"/>
+            <w:tcW w:type="dxa" w:w="2304"/>
           </w:tcPr>
           <w:p>
             <w:r/>
@@ -1153,13 +1166,13 @@
               <w:rPr>
                 <w:sz w:val="18"/>
               </w:rPr>
-              <w:t>Round 2+, end of Command</w:t>
+              <w:t>R2+, end of Command</w:t>
             </w:r>
           </w:p>
         </w:tc>
         <w:tc>
           <w:tcPr>
-            <w:tcW w:type="dxa" w:w="3744"/>
+            <w:tcW w:type="dxa" w:w="3888"/>
           </w:tcPr>
           <w:p>
             <w:r/>
@@ -1173,7 +1186,7 @@
         </w:tc>
         <w:tc>
           <w:tcPr>
-            <w:tcW w:type="dxa" w:w="3744"/>
+            <w:tcW w:type="dxa" w:w="3888"/>
           </w:tcPr>
           <w:p>
             <w:r/>
@@ -1181,7 +1194,7 @@
               <w:rPr>
                 <w:sz w:val="18"/>
               </w:rPr>
-              <w:t>4 VP control a non-home objective; 6 VP control MORE objectives than opponent</w:t>
+              <w:t>4 VP a non-home objective; 6 VP MORE objectives than me</w:t>
             </w:r>
           </w:p>
         </w:tc>
@@ -1189,7 +1202,7 @@
       <w:tr>
         <w:tc>
           <w:tcPr>
-            <w:tcW w:type="dxa" w:w="2448"/>
+            <w:tcW w:type="dxa" w:w="2304"/>
           </w:tcPr>
           <w:p>
             <w:r/>
@@ -1197,13 +1210,13 @@
               <w:rPr>
                 <w:sz w:val="18"/>
               </w:rPr>
-              <w:t>Round 2+, end of turn</w:t>
+              <w:t>R2+, end of turn</w:t>
             </w:r>
           </w:p>
         </w:tc>
         <w:tc>
           <w:tcPr>
-            <w:tcW w:type="dxa" w:w="3744"/>
+            <w:tcW w:type="dxa" w:w="3888"/>
           </w:tcPr>
           <w:p>
             <w:r/>
@@ -1217,7 +1230,7 @@
         </w:tc>
         <w:tc>
           <w:tcPr>
-            <w:tcW w:type="dxa" w:w="3744"/>
+            <w:tcW w:type="dxa" w:w="3888"/>
           </w:tcPr>
           <w:p>
             <w:r/>
@@ -1225,7 +1238,7 @@
               <w:rPr>
                 <w:sz w:val="18"/>
               </w:rPr>
-              <w:t>4 VP destroyed more enemy units this turn than he lost last turn</w:t>
+              <w:t>4 VP destroyed more than he lost last turn</w:t>
             </w:r>
           </w:p>
         </w:tc>
@@ -1233,7 +1246,7 @@
       <w:tr>
         <w:tc>
           <w:tcPr>
-            <w:tcW w:type="dxa" w:w="2448"/>
+            <w:tcW w:type="dxa" w:w="2304"/>
           </w:tcPr>
           <w:p>
             <w:r/>
@@ -1247,7 +1260,7 @@
         </w:tc>
         <w:tc>
           <w:tcPr>
-            <w:tcW w:type="dxa" w:w="3744"/>
+            <w:tcW w:type="dxa" w:w="3888"/>
           </w:tcPr>
           <w:p>
             <w:r/>
@@ -1255,13 +1268,13 @@
               <w:rPr>
                 <w:sz w:val="18"/>
               </w:rPr>
-              <w:t>10 VP control opponent’s home</w:t>
+              <w:t>10 VP control his home</w:t>
             </w:r>
           </w:p>
         </w:tc>
         <w:tc>
           <w:tcPr>
-            <w:tcW w:type="dxa" w:w="3744"/>
+            <w:tcW w:type="dxa" w:w="3888"/>
           </w:tcPr>
           <w:p>
             <w:r/>
@@ -1285,7 +1298,7 @@
           <w:i w:val="0"/>
           <w:sz w:val="20"/>
         </w:rPr>
-        <w:t>Reading the clash: he scores by KILLING (easy — he’ll pop a screen most turns) and by OUT-CONTROLLING objectives (the 6-VP swing). I score by HOLDING objectives and by taking his home late. Both primaries cap at 15 VP/round. So my job is: (a) deny him the objective-control clauses so he’s stuck at ~7/round from kills, (b) hold enough to bank ~10–13/round myself, (c) steal his home for the closing 10.</w:t>
+        <w:t>The clash: his OC22 brick will squat the CENTRAL objective and deny me those central bonuses — I accept that. I win on the NON-central objectives (4 VP), the closing 10 for his home, and secondaries, while my gunline deletes the mobile scorers he’d need to out-spread me (denying his 6-VP ‘more objectives’ clause). He farms ~3 VP/turn killing my cheap bodies — capped, and worth far less than a big Knight would have been.</w:t>
       </w:r>
     </w:p>
     <w:p>
@@ -1297,29 +1310,7 @@
           <w:b/>
           <w:i w:val="0"/>
         </w:rPr>
-        <w:t>Deployment — Crucible of Battle (diagonal). 5 objectives:</w:t>
-      </w:r>
-    </w:p>
-    <w:p>
-      <w:pPr>
-        <w:pStyle w:val="ListBullet"/>
-        <w:spacing w:after="40"/>
-      </w:pPr>
-      <w:r>
-        <w:t>A = HIS home (his corner). B = MY home (my corner). C = CENTRE. D = left no-man’s-land. E = right no-man’s-land.</w:t>
-      </w:r>
-    </w:p>
-    <w:p>
-      <w:pPr>
-        <w:spacing w:after="80"/>
-      </w:pPr>
-      <w:r>
-        <w:rPr>
-          <w:b w:val="0"/>
-          <w:i w:val="0"/>
-          <w:sz w:val="20"/>
-        </w:rPr>
-        <w:t>I win the roll-off and take the first turn (seize objectives; delete his exposed Sternguard before he can hide them). He deploys reactively and holds mobile pieces back.</w:t>
+        <w:t>Deployment — Crucible of Battle (diagonal). Objectives: A = his home, B = my home, C = centre, D/E = no-man’s-land flanks. I win the roll-off and take the first turn (wipe his Sternguard before he can hide them; seize objectives).</w:t>
       </w:r>
     </w:p>
     <w:p>
@@ -1339,7 +1330,7 @@
           <w:b w:val="0"/>
           <w:i w:val="0"/>
         </w:rPr>
-        <w:t>Castellan centre-left (LOS to C + no-man’s), Crusader centre-right (LOS to E/mid). Battle Sisters SPLIT: OC10 foot half on my home B under the Navigator’s 12” dome; melta half embarked in the Immolator, centre. 2 Warglaives forward as screens toward C/D. Helverin backfield near B with LOS to mid. Lancer far right, poised to run up the flank at E and his home. Navigator by B.</w:t>
+        <w:t>both Castellans + the Crusader in a back-corner GUNLINE with LOS across the whole board (they never move forward). Helverins just ahead of them, also back, 36” guns covering the centre and both flanks. Battle Sisters OC10 foot half on my home B under the Navigator’s dome; Immolator + melta half central-back. Warglaive forward-right, ready to run at E and his home. Navigator by B.</w:t>
       </w:r>
     </w:p>
     <w:p>
@@ -1359,7 +1350,7 @@
           <w:b w:val="0"/>
           <w:i w:val="0"/>
         </w:rPr>
-        <w:t>TH/SS brick (Lysander) centre-front behind a ruin. Bladeguard near C. Sternguard mid with firing lines (they must see to shoot — exposed). One Vanguard squad left flank, one right. Intercessors on his home A. IN RESERVE: the cyclone Terminator Squad (Deep Strike, to a Teleport Homer) and both Land Speeders (Strategic Reserve). He places 2 Teleport Homer tokens mid-board near C and E — OUTSIDE my dome.</w:t>
+        <w:t>TH/SS brick centre-front; Bladeguard near C; Sternguard mid with firing lines (exposed — they must see to shoot); one Vanguard each flank; Intercessors on home A. IN RESERVE: cyclone Terminators (Deep Strike to a Teleport Homer) and both Land Speeders (Strategic Reserve). Two Homer tokens placed mid-board, outside my dome.</w:t>
       </w:r>
     </w:p>
     <w:p>
@@ -1373,7 +1364,7 @@
           <w:color w:val="555555"/>
           <w:sz w:val="18"/>
         </w:rPr>
-        <w:t>CP: each player starts 0 and gains 1 at the start of each of their Command phases. Secondaries: both play Tactical (draw 2 each turn). His danger picks: Bring It Down (my Knights are all VEHICLE/TITANIC) and Assassination (my Knights are CHARACTERS). Mine: Behind Enemy Lines, Engage on All Fronts, Storm Hostile Objective, Area Denial — all rewarding my speed.</w:t>
+        <w:t>CP: 0 to start, +1 each Command phase. Secondaries: both Tactical. His danger picks — Bring It Down (my Knights are Vehicles) and Assassination (they’re Characters); but a standoff that loses few models starves both.</w:t>
       </w:r>
     </w:p>
     <w:p>
@@ -1397,7 +1388,7 @@
           <w:color w:val="273A5B"/>
           <w:sz w:val="24"/>
         </w:rPr>
-        <w:t>▶ My Turn 1 — Knights (seize + decapitate his ranged)</w:t>
+        <w:t>▶ My Turn 1 — decapitate the ranged, seize the board</w:t>
       </w:r>
     </w:p>
     <w:p>
@@ -1416,7 +1407,7 @@
         <w:rPr>
           <w:sz w:val="20"/>
         </w:rPr>
-        <w:t>Gain 1 CP (1 total). No Freeblade regen needed (undamaged). Code Chivalric vow: “We pledge to reap a great tally” is unwise vs unkillable bricks — I take the objective-holding vow instead. Priority Assets scores at end of turn.</w:t>
+        <w:t>Gain 1 CP. Code Chivalric vow: the objective-holding vow (a kill-tally vow is worthless vs unkillable bricks). Priority Assets scores at end of turn.</w:t>
       </w:r>
     </w:p>
     <w:p>
@@ -1435,7 +1426,7 @@
         <w:rPr>
           <w:sz w:val="20"/>
         </w:rPr>
-        <w:t>Both Warglaives advance ~9–10” to screen C and D (bodies between his brick and my big Knights). Immolator (melta Sisters aboard) moves 12” to sit ON centre C. Lancer advances up the right (M14 + advance = ~20”) toward E, staying just out of his charge threat. Castellan &amp; Crusader shuffle for clean LOS to the Sternguard, holding near centre. Sisters foot half + Navigator stay on B.</w:t>
+        <w:t>The gunline DOES NOT MOVE — it already sees everything from the corner. Immolator advances to sit on centre C (I’ll cede it later to the brick, but I bank the early central VP now). Warglaive advances up-right toward E/D. Sisters foot half + Navigator stay on B.</w:t>
       </w:r>
     </w:p>
     <w:p>
@@ -1454,7 +1445,7 @@
         <w:rPr>
           <w:sz w:val="20"/>
         </w:rPr>
-        <w:t>DECAPITATE THE RANGED. Crusader [Hunter’s Eye, Ignores Cover] into the 10 Sternguard: Avenger gatling 18 shots → 12 hits → S6 vs T4 wounds on 3+ → 8 wounds → AP-2 vs 3+ = 5+ save → ~5 fail → D2 → ~10 damage = 5 Sternguard down; thermal cannon + RFBC add ~4 more → 9 of 10 dead. Helverin’s 2 autocannons (8 shots) finish the last Sternguard. STERNGUARD WIPED T1. Castellan plasma decimator (supercharge, 6 Blast shots) + siegebreaker into the Bladeguard → −1-to-wound (Malodraxian) + 4++ → only 2 Bladeguard die; Volcano held (no good target worth S18 yet). Immolator holds fire / stays on C.</w:t>
+        <w:t>WIPE THE STERNGUARD. Crusader Avenger [with Immolator’s Purge &amp; Cleanse stripping their cover] = 18 shots → ~12 hits → S6&gt;T4 wounds on 3+ → ~8 wounds → AP-2 → ~5 unsaved × D2 = 5 dead; one Castellan’s plasma decimator (supercharge, 6 Blast shots, +1 to hit in terrain from Dominus Foebreakers) finishes the other 5. STERNGUARD GONE turn one — his ~10 unsaveable Dev Wounds are off the table for the whole game. The second Castellan’s Volcano has no Speeder yet, so it chunks the Bladeguard/​brick for chip; Helverins fire into the Vanguard (~3 dead).</w:t>
       </w:r>
     </w:p>
     <w:p>
@@ -1473,7 +1464,7 @@
         <w:rPr>
           <w:sz w:val="20"/>
         </w:rPr>
-        <w:t>None — I do not charge the brick. My screens sit.</w:t>
+        <w:t>None — nothing of mine is anywhere near his lines.</w:t>
       </w:r>
     </w:p>
     <w:p>
@@ -1492,7 +1483,7 @@
         <w:rPr>
           <w:sz w:val="20"/>
         </w:rPr>
-        <w:t>I control centre C (Immolator OC3 + a Warglaive, uncontested) → 2 VP. (No Maintain Control action this turn — I’d rather shoot.) Secondary: Engage on All Fronts (units in 3 table quarters) → 3 VP.</w:t>
+        <w:t>Control central C (Immolator) → 2 VP. Secondary (Engage on All Fronts) → 3 VP.</w:t>
       </w:r>
     </w:p>
     <w:p>
@@ -1528,7 +1519,7 @@
           <w:color w:val="555555"/>
           <w:sz w:val="18"/>
         </w:rPr>
-        <w:t xml:space="preserve">   Primary 2 + Secondary 3. His single best Knight-killer (Sternguard, ~10 unsaveable/turn) is GONE on turn one.</w:t>
+        <w:t xml:space="preserve">   The single most important turn in the game: his best Knight-killer is dead and I never left my corner.</w:t>
       </w:r>
     </w:p>
     <w:p>
@@ -1541,7 +1532,7 @@
           <w:color w:val="8B1A1A"/>
           <w:sz w:val="24"/>
         </w:rPr>
-        <w:t>▶ His Turn 1 — Imperial Fists (advance the wall)</w:t>
+        <w:t>▶ His Turn 1 — advance the wall</w:t>
       </w:r>
     </w:p>
     <w:p>
@@ -1560,7 +1551,7 @@
         <w:rPr>
           <w:sz w:val="20"/>
         </w:rPr>
-        <w:t>Gain 1 CP. Oath of Moment: names my Castellan (habit) — but he has almost nothing on the board that shoots it now. Librarius Discipline: with his psyker units dead/in-reserve, he picks Telekinesis to prime a Deep-Strike round next turn.</w:t>
+        <w:t>Gain 1 CP. Oath: my nearer Castellan — but with his shooters dead/in-reserve it does nothing this turn. Discipline: Telekinesis (to switch on the cyclone brick’s Deep Strike next round).</w:t>
       </w:r>
     </w:p>
     <w:p>
@@ -1579,7 +1570,7 @@
         <w:rPr>
           <w:sz w:val="20"/>
         </w:rPr>
-        <w:t>TH/SS brick advances (M5 + advance ~9”) toward centre C. Bladeguard advance to C’s edge. Both Vanguard jump 12” — the right-flank squad lands near my forward Warglaive. Intercessors sit on home A.</w:t>
+        <w:t>TH/SS brick advances toward C (M5+adv ~9”). Bladeguard toward C. Vanguard jump toward my right. Intercessors hold A.</w:t>
       </w:r>
     </w:p>
     <w:p>
@@ -1592,51 +1583,13 @@
           <w:color w:val="8A6D1F"/>
           <w:sz w:val="20"/>
         </w:rPr>
-        <w:t xml:space="preserve">Shooting.  </w:t>
+        <w:t xml:space="preserve">Shooting / Charge / Fight.  </w:t>
       </w:r>
       <w:r>
         <w:rPr>
           <w:sz w:val="20"/>
         </w:rPr>
-        <w:t>Thin: Intercessor bolt rifles + Vanguard/ Bladeguard pistols into a Warglaive → T9, ~3 wounds (FNP 6+ shrugs 1) → Warglaive at ~11W. Nothing else reaches.</w:t>
-      </w:r>
-    </w:p>
-    <w:p>
-      <w:pPr>
-        <w:spacing w:after="60"/>
-      </w:pPr>
-      <w:r>
-        <w:rPr>
-          <w:b/>
-          <w:color w:val="8A6D1F"/>
-          <w:sz w:val="20"/>
-        </w:rPr>
-        <w:t xml:space="preserve">Charge.  </w:t>
-      </w:r>
-      <w:r>
-        <w:rPr>
-          <w:sz w:val="20"/>
-        </w:rPr>
-        <w:t>Right Vanguard (5) declare a charge on the forward Warglaive; make it. Vanguard Assault → Lethal Hits this turn.</w:t>
-      </w:r>
-    </w:p>
-    <w:p>
-      <w:pPr>
-        <w:spacing w:after="60"/>
-      </w:pPr>
-      <w:r>
-        <w:rPr>
-          <w:b/>
-          <w:color w:val="8A6D1F"/>
-          <w:sz w:val="20"/>
-        </w:rPr>
-        <w:t xml:space="preserve">Fight.  </w:t>
-      </w:r>
-      <w:r>
-        <w:rPr>
-          <w:sz w:val="20"/>
-        </w:rPr>
-        <w:t>Vanguard: ~15 attacks, Lethal Hits, S4-5 AP-1/-2 into T9 → ~4 wounds (FNP shrugs ~1) → Warglaive to ~7W, survives. Warglaive swings the reaper chain-cleaver back → 2 Vanguard dead. The Warglaive is now pinned by 3 Vanguard — fine; it can fall back next turn and still shoot (Super-heavy Walker).</w:t>
+        <w:t>Almost nothing reaches my back-corner gunline. A Vanguard squad jumps at the Warglaive and charges it → ~4 wounds; Warglaive lives (survives to 10 W) and reaper-cleavers 2 Vanguard back.</w:t>
       </w:r>
     </w:p>
     <w:p>
@@ -1655,7 +1608,7 @@
         <w:rPr>
           <w:sz w:val="20"/>
         </w:rPr>
-        <w:t>He destroyed 0 of my units this turn → 0 VP. Secondary: Area Denial / Cleanse → 3 VP.</w:t>
+        <w:t>0 units destroyed → 0 VP. Secondary → 3 VP.</w:t>
       </w:r>
     </w:p>
     <w:p>
@@ -1691,7 +1644,7 @@
           <w:color w:val="555555"/>
           <w:sz w:val="18"/>
         </w:rPr>
-        <w:t xml:space="preserve">   His wall is intact but SLOW and his ranged is gone. He’s betting everything on turns 2–4.</w:t>
+        <w:t xml:space="preserve">   His wall is a turn closer, but it has nothing to shoot me with and I’m in no hurry.</w:t>
       </w:r>
     </w:p>
     <w:p>
@@ -1702,7 +1655,7 @@
         <w:rPr>
           <w:color w:val="273A5B"/>
         </w:rPr>
-        <w:t>Battle Round 2 — the alpha strike lands (and fizzles)</w:t>
+        <w:t>Battle Round 2 — his alpha lands and bounces</w:t>
       </w:r>
     </w:p>
     <w:p>
@@ -1715,7 +1668,7 @@
           <w:color w:val="273A5B"/>
           <w:sz w:val="24"/>
         </w:rPr>
-        <w:t>▶ My Turn 2 — Knights (bank the board, kite the brick)</w:t>
+        <w:t>▶ My Turn 2 — bank objectives, keep range</w:t>
       </w:r>
     </w:p>
     <w:p>
@@ -1734,7 +1687,7 @@
         <w:rPr>
           <w:sz w:val="20"/>
         </w:rPr>
-        <w:t>Gain 1 CP (2 total). Freeblade regen: the pinned Warglaive +1 W (7→8). Vital Link round-2+ clause fires at end of Command — but I want to move first to secure objectives, so it will resolve on my positions this turn. I hold C (Immolator) and D (Warglaive) → 4 VP (non-home) + 4 VP (C is central) = 8 VP.</w:t>
+        <w:t>Gain 1 CP (2). Vital Link R2+ clause: I hold C (Immolator) + D (Warglaive) → 4 VP (non-home) + 4 VP (C central) = 8 VP.</w:t>
       </w:r>
     </w:p>
     <w:p>
@@ -1753,7 +1706,7 @@
         <w:rPr>
           <w:sz w:val="20"/>
         </w:rPr>
-        <w:t>KITE. Castellan &amp; Crusader reposition AWAY from the advancing brick while keeping LOS — the brick is M5, I am faster; it will never catch a Knight that respects it. The pinned Warglaive FALLS BACK from the Vanguard (Super-heavy Walker lets it still shoot). Lancer surges up the right to threaten E and his backfield. Immolator holds C; Sisters melta half stays aboard.</w:t>
+        <w:t>Gunline still doesn’t move (it doesn’t need to). Warglaive FALLS BACK from the Vanguard (Super-heavy Walker: it still shoots) and repositions toward E. If I ever need to shift a Castellan for LOS, Valourstrike lets it Advance and still fire — but not needed yet.</w:t>
       </w:r>
     </w:p>
     <w:p>
@@ -1772,7 +1725,7 @@
         <w:rPr>
           <w:sz w:val="20"/>
         </w:rPr>
-        <w:t>His cyclone Terminators + Speeders are still in reserve, so I shoot what’s here. Crusader + Helverin + the fallen-back Warglaive into the Bladeguard: through −1-to-wound + 4++ they’re stubborn — ~3 more Bladeguard die (unit down to 1 model + Ancient). Castellan Volcano into the TH/SS brick just to bank chip → Icon of Obstinacy (−1 wound) + 4++ → ~1 Terminator + wounds. I deliberately do NOT dump melta into the brick’s 4++ — that’s the trap.</w:t>
+        <w:t>His cyclone brick + Speeders are still in reserve, so I shoot the board: both Volcanoes + Avenger into the Bladeguard and the advancing brick for chip (I do NOT dump melta into the brick’s 4++ — I just deny his Bladeguard). ~3 Bladeguard + 3 Vanguard cleared. Helverins hold fire-lanes for the reserves.</w:t>
       </w:r>
     </w:p>
     <w:p>
@@ -1791,7 +1744,7 @@
         <w:rPr>
           <w:sz w:val="20"/>
         </w:rPr>
-        <w:t>None. Discipline over aggression.</w:t>
+        <w:t>None.</w:t>
       </w:r>
     </w:p>
     <w:p>
@@ -1810,7 +1763,7 @@
         <w:rPr>
           <w:sz w:val="20"/>
         </w:rPr>
-        <w:t>End-of-turn control of central C → 2 VP. Maintain Control action was skipped again (shooting mattered more). Round total = 8 (Command) + 2 (end) = 10 VP, under the 15 cap. Secondary: Behind Enemy Lines (Lancer approaching his half) pending; Engage → 4 VP.</w:t>
+        <w:t>End-of-turn central C control → 2 VP. Round primary = 8 + 2 = 10. Secondary (Engage) → 4 VP.</w:t>
       </w:r>
     </w:p>
     <w:p>
@@ -1846,7 +1799,7 @@
           <w:color w:val="555555"/>
           <w:sz w:val="18"/>
         </w:rPr>
-        <w:t xml:space="preserve">   Primary 10 + Secondary 4. I’m banking the objective race while his army is still walking.</w:t>
+        <w:t xml:space="preserve">   Objective race banked while his army is still walking and his guns are still in the box.</w:t>
       </w:r>
     </w:p>
     <w:p>
@@ -1859,7 +1812,7 @@
           <w:color w:val="8B1A1A"/>
           <w:sz w:val="24"/>
         </w:rPr>
-        <w:t>▶ His Turn 2 — Imperial Fists (THE alpha)</w:t>
+        <w:t>▶ His Turn 2 — THE alpha</w:t>
       </w:r>
     </w:p>
     <w:p>
@@ -1878,7 +1831,7 @@
         <w:rPr>
           <w:sz w:val="20"/>
         </w:rPr>
-        <w:t>Gain 1 CP (he’s been hoarding — ~3 CP). Oath: names my CASTELLAN (juiciest — also feeds Bring It Down + Assassination). Discipline: Divination (re-roll 1s to Hit &amp; Wound) to sharpen the drop.</w:t>
+        <w:t>Gain 1 CP (~3). Oath: my nearer Castellan. Discipline: Divination (re-roll 1s) to sharpen the drop.</w:t>
       </w:r>
     </w:p>
     <w:p>
@@ -1897,7 +1850,7 @@
         <w:rPr>
           <w:sz w:val="20"/>
         </w:rPr>
-        <w:t>Cyclone Terminator Squad DEEP STRIKES onto the Teleport Homer near E — it must be &gt;9” from my models and can’t be inside the Navigator dome (which covers B and my centre-left), so it lands off my right, ~9” from the Crusader/Lancer. Both Land Speeders arrive from Strategic Reserve on his right board edge and move 14” up — but at &gt;9”, so no Melta bonus this turn. The TH/SS brick keeps grinding forward.</w:t>
+        <w:t>Cyclone Terminators Deep Strike to the Homer near E — &gt;9” from my models and OUTSIDE the Navigator dome (which covers my corner + centre-left), so they land off my right at ~9” from the Crusader. Both Land Speeders arrive from Strategic Reserve on his right edge, 14” up (still &gt;9”, no Melta bonus). Brick keeps grinding to C.</w:t>
       </w:r>
     </w:p>
     <w:p>
@@ -1916,7 +1869,7 @@
         <w:rPr>
           <w:sz w:val="20"/>
         </w:rPr>
-        <w:t>Cyclone Terminators (Fury +1 Hit, Oath re-roll Hit + +1 Wound, Wrath re-roll Wound-1, Fusillade Lethal, Divination) ≈ 9 dmg. Land Speeders (2 MM + 2 stormfury, Oath, &gt;9” so no Melta) ≈ 8 dmg. RAW ≈ 17 — and here is the whole game: because I killed the STERNGUARD on turn 1, the ~10 unsaveable Dev Wounds simply aren’t in this total. Freeblade FNP 6+ shaves ~3 more → ~14 damage. Castellan (28 W, Sanctuary) drops to ~14 W — bracketed, but ALIVE and still shooting.</w:t>
+        <w:t>I spend 1 CP on ROTATE ION SHIELDS → that Castellan is 4++ this turn. Cyclone Terminators (Fury +1 Hit, Oath, Fusillade Lethal, Divination) ≈ 9; Land Speeders (2 MM + stormfury, &gt;9”, no Melta) ≈ 8. RAW ≈ 17 → 4++ shaves it to ~14. The Castellan (28 W) drops to ~14 W — bracketed but very much alive, and STILL a 60” Volcano. This is the whole game: because the Sternguard died on turn 1, the ~10 unsaveable Dev Wounds simply aren’t here.</w:t>
       </w:r>
     </w:p>
     <w:p>
@@ -1935,7 +1888,7 @@
         <w:rPr>
           <w:sz w:val="20"/>
         </w:rPr>
-        <w:t>The TH/SS brick reaches my line — but I screened, so it can only reach a WARGLAIVE, not a big Knight. It charges the Warglaive. Terminatus Assault → the Warglaive takes a Battle-shock test (2D6 vs Ld 7+): it fails (rolls 6) → OC0, no stratagems for it this turn. (I don’t care — it’s bait.)</w:t>
+        <w:t>The brick reaches C but there is NOTHING of mine in charge range — my Knights are a full board away in the corner, and the only nearby body is the Immolator (which I’m happy to lose). It can’t catch a gun-Knight: brick M5 vs my ability to simply not be there. It consolidates onto C.</w:t>
       </w:r>
     </w:p>
     <w:p>
@@ -1954,7 +1907,7 @@
         <w:rPr>
           <w:sz w:val="20"/>
         </w:rPr>
-        <w:t>The brick (not Oathed onto the Warglaive, but Champion-of-the-Feast attacks + hammers) ≈ 20+ damage into the T9 Warglaive → DEAD. But that is a 140-pt Armiger soaking a 450-pt brick’s entire activation, one board-corner away from anything that matters. The Warglaive’s Deadly Demise (D6) explodes on death → ~2 mortal wounds spread onto the brick (1 Terminator chipped). Bait: executed.</w:t>
+        <w:t>None that matters.</w:t>
       </w:r>
     </w:p>
     <w:p>
@@ -1973,7 +1926,7 @@
         <w:rPr>
           <w:sz w:val="20"/>
         </w:rPr>
-        <w:t>Destroyed 1 unit (the Warglaive) → 3 VP. Round-2+ objective clauses: does he control a non-home objective? His brick is near C but my Immolator (OC3) + presence still contest — and his OC22 brick, IF it’s within range of C, would take it. Ruling it his: he controls C → 4 VP; but he does NOT control MORE objectives than me (I hold D + E-adjacent + my home; he has C + his home) → no 6 VP. ‘Destroyed more than I lost last turn’ (I lost 0 last turn) → 4 VP. Secondary: Bring It Down (killed a Warglaive = Vehicle) → 4 VP.</w:t>
+        <w:t>Destroyed 0 of my units this turn → 0 on that clause (his alpha only bracketed a Castellan). Objectives: he now controls C (OC22) → 4 VP; he does NOT control more than me (I hold B + D + E-adjacent) → no 6 VP. ‘More than I lost last turn’ (I lost 0) → 0. Secondary (Bring It Down — he shot a Vehicle but destroyed none) → ~2.</w:t>
       </w:r>
     </w:p>
     <w:p>
@@ -2001,7 +1954,7 @@
           <w:b/>
           <w:color w:val="8B1A1A"/>
         </w:rPr>
-        <w:t>Imperial Fists 18</w:t>
+        <w:t>Imperial Fists 9</w:t>
       </w:r>
       <w:r>
         <w:rPr>
@@ -2009,7 +1962,7 @@
           <w:color w:val="555555"/>
           <w:sz w:val="18"/>
         </w:rPr>
-        <w:t xml:space="preserve">   He’s caught up on kills — exactly what Destroyer’s Wrath rewards. But he spent his ALPHA and only bracketed a Castellan + ate a bait Armiger. His whole plan just under-performed.</w:t>
+        <w:t xml:space="preserve">   His signature turn produced ZERO kills and 4 primary. A standoff that never exposes a Knight turns his whole plan into a slow squat on one objective.</w:t>
       </w:r>
     </w:p>
     <w:p>
@@ -2020,7 +1973,7 @@
         <w:rPr>
           <w:color w:val="273A5B"/>
         </w:rPr>
-        <w:t>Battle Round 3 — the grind turns</w:t>
+        <w:t>Battle Round 3 — delete the mobile legs</w:t>
       </w:r>
     </w:p>
     <w:p>
@@ -2033,7 +1986,7 @@
           <w:color w:val="273A5B"/>
           <w:sz w:val="24"/>
         </w:rPr>
-        <w:t>▶ My Turn 3 — Knights (kill the mobile legs, take the flank)</w:t>
+        <w:t>▶ My Turn 3 — kill the Speeders and the cyclone brick</w:t>
       </w:r>
     </w:p>
     <w:p>
@@ -2052,7 +2005,7 @@
         <w:rPr>
           <w:sz w:val="20"/>
         </w:rPr>
-        <w:t>Gain 1 CP (3). Freeblade regen: Castellan 14→15 W; other chipped Knights +1. Vital Link round-2+ clause: I re-take/hold objectives at end of Command — if his brick sits on C, I pivot to hold D + E instead → 4 VP (non-home) but NOT the +4 central bonus this turn (he’s squatting C). I accept 4 and make it back on his home later.</w:t>
+        <w:t>Gain 1 CP (2). Vital Link R2+: his brick squats C, so I take D + E instead → 4 VP (non-home, no central bonus this turn — accepted).</w:t>
       </w:r>
     </w:p>
     <w:p>
@@ -2071,7 +2024,7 @@
         <w:rPr>
           <w:sz w:val="20"/>
         </w:rPr>
-        <w:t>The Lancer (M14) crashes into his right — lines up a charge on a Land Speeder. Crusader repositions to bear on the freshly-arrived cyclone Terminators. Castellan (bracketed but fine) kites further from the brick and lines up the Volcano on a Land Speeder. Helverin + surviving Warglaive hold D and screen. Immolator + Sisters contest C’s edge.</w:t>
+        <w:t>Gunline holds. Warglaive runs onto E and threatens toward his home. Nothing approaches the brick.</w:t>
       </w:r>
     </w:p>
     <w:p>
@@ -2090,7 +2043,7 @@
         <w:rPr>
           <w:sz w:val="20"/>
         </w:rPr>
-        <w:t>KILL THE MOBILE LEGS. Castellan Volcano into a Land Speeder: S18 AP-5 D6+8 → one-shot (~19 dmg vs 9 W) → Speeder #1 gone. Crusader (Ignores Cover) Avenger + thermal + RFBC into the cyclone Terminators (2+/4++ W3): ~6–7 wounds through the 4++ → 2 Terminators dead + the unit chipped. Helverin autocannons into Speeder #2 → ~5 dmg (to ~4 W).</w:t>
+        <w:t>REMOVE HIS RANGED. Castellan #1 Volcano → Land Speeder #1 one-shot (~19 vs 9 W). Castellan #2 Volcano → Land Speeder #2 one-shot. BOTH SPEEDERS DEAD. Crusader Avenger + 2 Helverins (16 autocannon shots) into the cyclone Terminators (2+/4++ W3) → ~15 damage through the 4++ → ~5 Terminators dead. His entire mobile ranged threat is now one half-strength cyclone squad.</w:t>
       </w:r>
     </w:p>
     <w:p>
@@ -2103,32 +2056,13 @@
           <w:color w:val="8A6D1F"/>
           <w:sz w:val="20"/>
         </w:rPr>
-        <w:t xml:space="preserve">Charge.  </w:t>
+        <w:t xml:space="preserve">Charge / Fight.  </w:t>
       </w:r>
       <w:r>
         <w:rPr>
           <w:sz w:val="20"/>
         </w:rPr>
-        <w:t>Lancer declares on Land Speeder #2 — Shock Charge (Tank Shock, 0 CP): the Lancer’s Strength vs the Speeder inflicts mortal wounds on the charge → finishes Speeder #2. BOTH Land Speeders dead by end of T3. The Lancer is now deep on his right, one move from his home A.</w:t>
-      </w:r>
-    </w:p>
-    <w:p>
-      <w:pPr>
-        <w:spacing w:after="60"/>
-      </w:pPr>
-      <w:r>
-        <w:rPr>
-          <w:b/>
-          <w:color w:val="8A6D1F"/>
-          <w:sz w:val="20"/>
-        </w:rPr>
-        <w:t xml:space="preserve">Fight.  </w:t>
-      </w:r>
-      <w:r>
-        <w:rPr>
-          <w:sz w:val="20"/>
-        </w:rPr>
-        <w:t>Lancer’s shock lance (S20 AP-3 D8) is now free to threaten his backfield characters next turn.</w:t>
+        <w:t>None.</w:t>
       </w:r>
     </w:p>
     <w:p>
@@ -2147,7 +2081,7 @@
         <w:rPr>
           <w:sz w:val="20"/>
         </w:rPr>
-        <w:t>Control D + E → already scored the 4 at Command; end-of-turn central control belongs to his brick this turn (0 central VP). I DO run a Maintain Control action on E with the Lancer’s wake / a Sister unit isn’t there… skip. Round primary = 4 VP. Secondary: Behind Enemy Lines (Lancer in his DZ) + Bring It Down (2 Speeders!) → 6 VP.</w:t>
+        <w:t>D + E held (scored 4 at Command). End-of-turn central belongs to the brick (0). Secondary (Bring It Down — 2 Speeders! + Behind Enemy Lines) → 6 VP.</w:t>
       </w:r>
     </w:p>
     <w:p>
@@ -2175,7 +2109,7 @@
           <w:b/>
           <w:color w:val="8B1A1A"/>
         </w:rPr>
-        <w:t>Imperial Fists 18</w:t>
+        <w:t>Imperial Fists 9</w:t>
       </w:r>
       <w:r>
         <w:rPr>
@@ -2183,7 +2117,7 @@
           <w:color w:val="555555"/>
           <w:sz w:val="18"/>
         </w:rPr>
-        <w:t xml:space="preserve">   Primary 4 + Secondary 6. Both his mobile ranged legs are dead; his remaining threat is one chipped cyclone brick and the slow melee wall. The alpha is spent.</w:t>
+        <w:t xml:space="preserve">   Both Speeders and half the cyclone brick gone. After next turn, NOTHING in his army can hurt a Knight — and my Knights haven’t taken a scratch beyond one bracketed Castellan.</w:t>
       </w:r>
     </w:p>
     <w:p>
@@ -2196,7 +2130,7 @@
           <w:color w:val="8B1A1A"/>
           <w:sz w:val="24"/>
         </w:rPr>
-        <w:t>▶ His Turn 3 — Imperial Fists (squeeze the objectives)</w:t>
+        <w:t>▶ His Turn 3 — squat and squeeze</w:t>
       </w:r>
     </w:p>
     <w:p>
@@ -2215,7 +2149,7 @@
         <w:rPr>
           <w:sz w:val="20"/>
         </w:rPr>
-        <w:t>Gain 1 CP. Oath: names the Castellan again (finish it) OR the Lancer (it’s now deep in his lines threatening home). He Oaths the LANCER to protect his backfield. Discipline: Divination.</w:t>
+        <w:t>Gain 1 CP. Oath: the bracketed Castellan (finish it) or the Warglaive threatening his home. He Oaths the Warglaive to protect A. Discipline: Divination.</w:t>
       </w:r>
     </w:p>
     <w:p>
@@ -2234,7 +2168,7 @@
         <w:rPr>
           <w:sz w:val="20"/>
         </w:rPr>
-        <w:t>The TH/SS brick pivots to SQUAT the centre C (OC22 un-shocked — to out-control it I must pile ~OC23+ nearby, e.g. two OC10 Knights + an Armiger, OR Battle-shock it down to OC12). Bladeguard remnant + Ancient shuffle to contest D. The surviving Vanguard chase objectives. He uses Dropship Extraction? No — no upside now; he needs bodies ON objectives, not in reserve.</w:t>
+        <w:t>Brick stays on C (OC22 — his one real board-control tool). Bladeguard remnant shuffles to contest D. Cyclone remnant repositions to shoot.</w:t>
       </w:r>
     </w:p>
     <w:p>
@@ -2253,7 +2187,162 @@
         <w:rPr>
           <w:sz w:val="20"/>
         </w:rPr>
-        <w:t>Cyclone Terminators (now ~8 strong) into the Oathed Lancer: ~10 raw → FNP 6+ → ~8 → Lancer (28 W, 4++ full) to ~20 W — barely scratched. His melee wall has no ranged answer to a 4++ Knight in his backfield.</w:t>
+        <w:t>Cyclone remnant (~5) into the Oathed Warglaive → ~8 → Warglaive to ~6 W, lives. Nothing reaches my Castellans (they’re in the corner, and the brick has no ranged).</w:t>
+      </w:r>
+    </w:p>
+    <w:p>
+      <w:pPr>
+        <w:spacing w:after="60"/>
+      </w:pPr>
+      <w:r>
+        <w:rPr>
+          <w:b/>
+          <w:color w:val="8A6D1F"/>
+          <w:sz w:val="20"/>
+        </w:rPr>
+        <w:t xml:space="preserve">Charge / Fight.  </w:t>
+      </w:r>
+      <w:r>
+        <w:rPr>
+          <w:sz w:val="20"/>
+        </w:rPr>
+        <w:t>Bladeguard try to wall D; no profitable charge into my Knights exists.</w:t>
+      </w:r>
+    </w:p>
+    <w:p>
+      <w:pPr>
+        <w:spacing w:after="60"/>
+      </w:pPr>
+      <w:r>
+        <w:rPr>
+          <w:b/>
+          <w:color w:val="8A6D1F"/>
+          <w:sz w:val="20"/>
+        </w:rPr>
+        <w:t xml:space="preserve">End of his turn — Destroyer’s Wrath.  </w:t>
+      </w:r>
+      <w:r>
+        <w:rPr>
+          <w:sz w:val="20"/>
+        </w:rPr>
+        <w:t>0 destroyed → 0. Objectives: he holds C + his home A + contests D → this snapshot he may control MORE objectives than me → 6 VP + 4 VP (non-home C) = 10 VP. Secondary → 3.</w:t>
+      </w:r>
+    </w:p>
+    <w:p>
+      <w:pPr>
+        <w:spacing w:after="160"/>
+      </w:pPr>
+      <w:r>
+        <w:rPr>
+          <w:b/>
+        </w:rPr>
+        <w:t xml:space="preserve">   RUNNING TOTAL — </w:t>
+      </w:r>
+      <w:r>
+        <w:rPr>
+          <w:b/>
+          <w:color w:val="273A5B"/>
+        </w:rPr>
+        <w:t>Knights 29</w:t>
+      </w:r>
+      <w:r>
+        <w:t xml:space="preserve">  vs  </w:t>
+      </w:r>
+      <w:r>
+        <w:rPr>
+          <w:b/>
+          <w:color w:val="8B1A1A"/>
+        </w:rPr>
+        <w:t>Imperial Fists 22</w:t>
+      </w:r>
+      <w:r>
+        <w:rPr>
+          <w:i/>
+          <w:color w:val="555555"/>
+          <w:sz w:val="18"/>
+        </w:rPr>
+        <w:t xml:space="preserve">   His one big primary turn — the OC22 brick on centre plus a contested flank. I must break the objective count next turn, and I have the speed to do it.</w:t>
+      </w:r>
+    </w:p>
+    <w:p>
+      <w:pPr>
+        <w:pStyle w:val="Heading1"/>
+      </w:pPr>
+      <w:r>
+        <w:rPr>
+          <w:color w:val="273A5B"/>
+        </w:rPr>
+        <w:t>Battle Round 4 — win the count, take his home</w:t>
+      </w:r>
+    </w:p>
+    <w:p>
+      <w:pPr>
+        <w:spacing w:before="120" w:after="40"/>
+      </w:pPr>
+      <w:r>
+        <w:rPr>
+          <w:b/>
+          <w:color w:val="273A5B"/>
+          <w:sz w:val="24"/>
+        </w:rPr>
+        <w:t>▶ My Turn 4 — out-spread the wall</w:t>
+      </w:r>
+    </w:p>
+    <w:p>
+      <w:pPr>
+        <w:spacing w:after="60"/>
+      </w:pPr>
+      <w:r>
+        <w:rPr>
+          <w:b/>
+          <w:color w:val="8A6D1F"/>
+          <w:sz w:val="20"/>
+        </w:rPr>
+        <w:t xml:space="preserve">Command.  </w:t>
+      </w:r>
+      <w:r>
+        <w:rPr>
+          <w:sz w:val="20"/>
+        </w:rPr>
+        <w:t>Gain 1 CP (2). Vital Link R2+: I hold D + E → 4 VP.</w:t>
+      </w:r>
+    </w:p>
+    <w:p>
+      <w:pPr>
+        <w:spacing w:after="60"/>
+      </w:pPr>
+      <w:r>
+        <w:rPr>
+          <w:b/>
+          <w:color w:val="8A6D1F"/>
+          <w:sz w:val="20"/>
+        </w:rPr>
+        <w:t xml:space="preserve">Movement.  </w:t>
+      </w:r>
+      <w:r>
+        <w:rPr>
+          <w:sz w:val="20"/>
+        </w:rPr>
+        <w:t>SPREAD. Warglaive dashes onto his home A (M12 — his brick is a board away and can’t come back). The Crusader repositions using Advance-and-still-shoot (Valourstrike) to hold E while keeping its guns online. Helverins fan to cover D + centre-adjacent. Now across the board I hold B(home) + D + E + push A — more objectives than his two slow bricks can occupy.</w:t>
+      </w:r>
+    </w:p>
+    <w:p>
+      <w:pPr>
+        <w:spacing w:after="60"/>
+      </w:pPr>
+      <w:r>
+        <w:rPr>
+          <w:b/>
+          <w:color w:val="8A6D1F"/>
+          <w:sz w:val="20"/>
+        </w:rPr>
+        <w:t xml:space="preserve">Shooting.  </w:t>
+      </w:r>
+      <w:r>
+        <w:rPr>
+          <w:sz w:val="20"/>
+        </w:rPr>
+        <w:t>Clear his home for the Warglaive: Crusader Avenger + a Castellan plasma delete the 5 Intercessors on A. The other Castellan + Helverins finish the cyclone Terminators — his last ranged unit is gone. I still never fire melta into the brick’s 4++.</w:t>
       </w:r>
     </w:p>
     <w:p>
@@ -2272,7 +2361,7 @@
         <w:rPr>
           <w:sz w:val="20"/>
         </w:rPr>
-        <w:t>Bladeguard Ancient + last Bladeguard try to wall D; no charge into my Knights that profits him.</w:t>
+        <w:t>Warglaive contests/holds A (his home) uncontested.</w:t>
       </w:r>
     </w:p>
     <w:p>
@@ -2304,187 +2393,13 @@
           <w:color w:val="8A6D1F"/>
           <w:sz w:val="20"/>
         </w:rPr>
-        <w:t xml:space="preserve">End of his turn — Destroyer’s Wrath.  </w:t>
-      </w:r>
-      <w:r>
-        <w:rPr>
-          <w:sz w:val="20"/>
-        </w:rPr>
-        <w:t>Destroyed 0 of my units this turn → 0 on that clause. Objectives: he controls C (brick OC22) + his home A + contests D → he may control MORE objectives than me this snapshot → 6 VP + 4 VP (non-home C) = 10 VP. ‘Destroyed more than I lost’ (I lost 0) → 0. Secondary: Cleanse → 3 VP. This is his big primary turn — the OC22 brick squatting the centre is real.</w:t>
-      </w:r>
-    </w:p>
-    <w:p>
-      <w:pPr>
-        <w:spacing w:after="160"/>
-      </w:pPr>
-      <w:r>
-        <w:rPr>
-          <w:b/>
-        </w:rPr>
-        <w:t xml:space="preserve">   RUNNING TOTAL — </w:t>
-      </w:r>
-      <w:r>
-        <w:rPr>
-          <w:b/>
-          <w:color w:val="273A5B"/>
-        </w:rPr>
-        <w:t>Knights 29</w:t>
-      </w:r>
-      <w:r>
-        <w:t xml:space="preserve">  vs  </w:t>
-      </w:r>
-      <w:r>
-        <w:rPr>
-          <w:b/>
-          <w:color w:val="8B1A1A"/>
-        </w:rPr>
-        <w:t>Imperial Fists 31</w:t>
-      </w:r>
-      <w:r>
-        <w:rPr>
-          <w:i/>
-          <w:color w:val="555555"/>
-          <w:sz w:val="18"/>
-        </w:rPr>
-        <w:t xml:space="preserve">   He surges on the objective-control clause — the OC22 brick on the centre is his one genuine board-control tool. I MUST break the ‘more objectives than me’ math next turn.</w:t>
-      </w:r>
-    </w:p>
-    <w:p>
-      <w:pPr>
-        <w:pStyle w:val="Heading1"/>
-      </w:pPr>
-      <w:r>
-        <w:rPr>
-          <w:color w:val="273A5B"/>
-        </w:rPr>
-        <w:t>Battle Round 4 — win the objective count, aim for his home</w:t>
-      </w:r>
-    </w:p>
-    <w:p>
-      <w:pPr>
-        <w:spacing w:before="120" w:after="40"/>
-      </w:pPr>
-      <w:r>
-        <w:rPr>
-          <w:b/>
-          <w:color w:val="273A5B"/>
-          <w:sz w:val="24"/>
-        </w:rPr>
-        <w:t>▶ My Turn 4 — Knights (out-spread the wall)</w:t>
-      </w:r>
-    </w:p>
-    <w:p>
-      <w:pPr>
-        <w:spacing w:after="60"/>
-      </w:pPr>
-      <w:r>
-        <w:rPr>
-          <w:b/>
-          <w:color w:val="8A6D1F"/>
-          <w:sz w:val="20"/>
-        </w:rPr>
-        <w:t xml:space="preserve">Command.  </w:t>
-      </w:r>
-      <w:r>
-        <w:rPr>
-          <w:sz w:val="20"/>
-        </w:rPr>
-        <w:t>Gain 1 CP (4). Regen tops up the Castellan/Lancer. Vital Link: I hold D + E + push my OC10 into range of MORE objectives than he can reach with two slow bricks. End-of-Command control: D + E (non-home) → 4 VP (no central bonus — he still squats C).</w:t>
-      </w:r>
-    </w:p>
-    <w:p>
-      <w:pPr>
-        <w:spacing w:after="60"/>
-      </w:pPr>
-      <w:r>
-        <w:rPr>
-          <w:b/>
-          <w:color w:val="8A6D1F"/>
-          <w:sz w:val="20"/>
-        </w:rPr>
-        <w:t xml:space="preserve">Movement.  </w:t>
-      </w:r>
-      <w:r>
-        <w:rPr>
-          <w:sz w:val="20"/>
-        </w:rPr>
-        <w:t>SPREAD to win the count. Lancer sits ON his home A (OC10 — out-controls his 5 Intercessors, OC10&gt;OC10? Intercessors sticky-held it, but my OC10 + killing/​contesting flips it if I clear them). Crusader + Helverin + Warglaive fan across D, E and centre-adjacent so that across the board I control B(home)+D+E and contest A — 3–4 objectives to his 1–2. Immolator + Sisters hold C’s edge to force his brick to choose.</w:t>
-      </w:r>
-    </w:p>
-    <w:p>
-      <w:pPr>
-        <w:spacing w:after="60"/>
-      </w:pPr>
-      <w:r>
-        <w:rPr>
-          <w:b/>
-          <w:color w:val="8A6D1F"/>
-          <w:sz w:val="20"/>
-        </w:rPr>
-        <w:t xml:space="preserve">Shooting.  </w:t>
-      </w:r>
-      <w:r>
-        <w:rPr>
-          <w:sz w:val="20"/>
-        </w:rPr>
-        <w:t>Clear his home for the Lancer: Crusader + Helverin delete the 5 Intercessors on A (soft T4 W2). Castellan Volcano/plasma into the cyclone Terminators → 2–3 more dead. I keep NOT feeding the brick.</w:t>
-      </w:r>
-    </w:p>
-    <w:p>
-      <w:pPr>
-        <w:spacing w:after="60"/>
-      </w:pPr>
-      <w:r>
-        <w:rPr>
-          <w:b/>
-          <w:color w:val="8A6D1F"/>
-          <w:sz w:val="20"/>
-        </w:rPr>
-        <w:t xml:space="preserve">Charge.  </w:t>
-      </w:r>
-      <w:r>
-        <w:rPr>
-          <w:sz w:val="20"/>
-        </w:rPr>
-        <w:t>Lancer charges the last Intercessor/​contests A cleanly → now I control HIS home objective A.</w:t>
-      </w:r>
-    </w:p>
-    <w:p>
-      <w:pPr>
-        <w:spacing w:after="60"/>
-      </w:pPr>
-      <w:r>
-        <w:rPr>
-          <w:b/>
-          <w:color w:val="8A6D1F"/>
-          <w:sz w:val="20"/>
-        </w:rPr>
-        <w:t xml:space="preserve">Fight.  </w:t>
-      </w:r>
-      <w:r>
-        <w:rPr>
-          <w:sz w:val="20"/>
-        </w:rPr>
-        <w:t>Lancer mops up; stands on A.</w:t>
-      </w:r>
-    </w:p>
-    <w:p>
-      <w:pPr>
-        <w:spacing w:after="60"/>
-      </w:pPr>
-      <w:r>
-        <w:rPr>
-          <w:b/>
-          <w:color w:val="8A6D1F"/>
-          <w:sz w:val="20"/>
-        </w:rPr>
         <w:t xml:space="preserve">End of my turn — Vital Link.  </w:t>
       </w:r>
       <w:r>
         <w:rPr>
           <w:sz w:val="20"/>
         </w:rPr>
-        <w:t>Control D + E (non-home) → 4 VP (counted). End-of-turn central: still his. I now hold B + D + E + A(his home) and he holds C → I control MORE objectives, denying his 6-VP swing next turn. Secondary: Behind Enemy Lines + Engage → 6 VP.</w:t>
+        <w:t>D + E (4, scored). I now hold B + D + E + A and he holds only C → I control MORE objectives, denying his 6-VP swing from here on. Secondary (Behind Enemy Lines + Engage) → 6 VP.</w:t>
       </w:r>
     </w:p>
     <w:p>
@@ -2512,7 +2427,7 @@
           <w:b/>
           <w:color w:val="8B1A1A"/>
         </w:rPr>
-        <w:t>Imperial Fists 31</w:t>
+        <w:t>Imperial Fists 22</w:t>
       </w:r>
       <w:r>
         <w:rPr>
@@ -2520,7 +2435,7 @@
           <w:color w:val="555555"/>
           <w:sz w:val="18"/>
         </w:rPr>
-        <w:t xml:space="preserve">   Primary 4 + Secondary 6. Crucially, I’ve flipped the objective COUNT — his Destroyer’s Wrath 6-VP clause is now denied, and I’m sitting on his home for the closing 10.</w:t>
+        <w:t xml:space="preserve">   The board has flipped: his ranged army is dead, his wall holds one square, and I’m sitting on his home for the closing 10.</w:t>
       </w:r>
     </w:p>
     <w:p>
@@ -2533,7 +2448,7 @@
           <w:color w:val="8B1A1A"/>
           <w:sz w:val="24"/>
         </w:rPr>
-        <w:t>▶ His Turn 4 — Imperial Fists (desperate for kills)</w:t>
+        <w:t>▶ His Turn 4 — nothing left but the wall</w:t>
       </w:r>
     </w:p>
     <w:p>
@@ -2552,7 +2467,7 @@
         <w:rPr>
           <w:sz w:val="20"/>
         </w:rPr>
-        <w:t>Gain 1 CP. Oath: the Lancer (it’s on his home — must be evicted). Discipline: Divination. He spends CP freely now: Armour of Contempt is defensive (useless on offence); he uses Fury of the First (stratagem) on the cyclone brick and Disciplined Extermination (+1 AP, Ignore Cover) to try to crack the Lancer.</w:t>
+        <w:t>Gain 1 CP. Oath: the Warglaive on his home. He spends CP on Fury of the First + Disciplined Extermination trying to shift it with the brick — but the brick is on C, a board away.</w:t>
       </w:r>
     </w:p>
     <w:p>
@@ -2571,7 +2486,7 @@
         <w:rPr>
           <w:sz w:val="20"/>
         </w:rPr>
-        <w:t>The TH/SS brick finally turns for my Knights, but it’s M5 and a board away — it lumbers toward C’s Immolator. Cyclone Terminators reposition to shoot the Lancer on A.</w:t>
+        <w:t>The TH/SS brick finally turns back toward its home… at M5. It will not arrive in time. Bladeguard remnant lumbers after the Warglaive.</w:t>
       </w:r>
     </w:p>
     <w:p>
@@ -2584,51 +2499,13 @@
           <w:color w:val="8A6D1F"/>
           <w:sz w:val="20"/>
         </w:rPr>
-        <w:t xml:space="preserve">Shooting.  </w:t>
+        <w:t xml:space="preserve">Shooting / Charge / Fight.  </w:t>
       </w:r>
       <w:r>
         <w:rPr>
           <w:sz w:val="20"/>
         </w:rPr>
-        <w:t>Everything into the Oathed Lancer on his home: cyclone brick (Fury +1 Hit, Oath, Fusillade, Disciplined Extermination +1 AP/Ignore Cover, Fury-of-the-First strat +1 Hit/+1 Wound) ≈ 14 raw → 4++ full + FNP 6+ → ~9 → Lancer to ~11 W — still standing on his home.</w:t>
-      </w:r>
-    </w:p>
-    <w:p>
-      <w:pPr>
-        <w:spacing w:after="60"/>
-      </w:pPr>
-      <w:r>
-        <w:rPr>
-          <w:b/>
-          <w:color w:val="8A6D1F"/>
-          <w:sz w:val="20"/>
-        </w:rPr>
-        <w:t xml:space="preserve">Charge.  </w:t>
-      </w:r>
-      <w:r>
-        <w:rPr>
-          <w:sz w:val="20"/>
-        </w:rPr>
-        <w:t>Brick reaches the Immolator on C → charges it. Terminatus Assault battle-shocks the Sisters inside on disembark risk (they hold). Brick + Lysander → Immolator (T9 W11) explodes (Deadly Demise nothing — it’s an ally transport). Sisters melta half disembarks pre-charge and survive to contest.</w:t>
-      </w:r>
-    </w:p>
-    <w:p>
-      <w:pPr>
-        <w:spacing w:after="60"/>
-      </w:pPr>
-      <w:r>
-        <w:rPr>
-          <w:b/>
-          <w:color w:val="8A6D1F"/>
-          <w:sz w:val="20"/>
-        </w:rPr>
-        <w:t xml:space="preserve">Fight.  </w:t>
-      </w:r>
-      <w:r>
-        <w:rPr>
-          <w:sz w:val="20"/>
-        </w:rPr>
-        <w:t>Immolator dies; his brick is now stranded on C, far from my scoring, having spent two turns crossing the board to kill a transport.</w:t>
+        <w:t>With no ranged units left, he can only reach the Warglaive with the slow Bladeguard remnant — a charge that kills it next turn at best. This turn: nothing of mine dies.</w:t>
       </w:r>
     </w:p>
     <w:p>
@@ -2647,7 +2524,7 @@
         <w:rPr>
           <w:sz w:val="20"/>
         </w:rPr>
-        <w:t>Destroyed 1 unit (Immolator) → 3 VP. Objective clauses: I hold MORE objectives (B+D+E+A vs his C) → he gets NO 6-VP swing and no non-home 4 (he only has central C, but I contest… rule him C → 4 VP). ‘Destroyed more than I lost last turn’ (I lost 0 last turn) → 4 VP. Secondary: Bring It Down (Immolator) → 3 VP.</w:t>
+        <w:t>0 destroyed → 0. Objectives: I hold more → no 6 VP; he has only C → 4 VP. Secondary → 3.</w:t>
       </w:r>
     </w:p>
     <w:p>
@@ -2675,7 +2552,7 @@
           <w:b/>
           <w:color w:val="8B1A1A"/>
         </w:rPr>
-        <w:t>Imperial Fists 45</w:t>
+        <w:t>Imperial Fists 29</w:t>
       </w:r>
       <w:r>
         <w:rPr>
@@ -2683,7 +2560,7 @@
           <w:color w:val="555555"/>
           <w:sz w:val="18"/>
         </w:rPr>
-        <w:t xml:space="preserve">   He’s ahead on the raw tally — Destroyer’s Wrath + Bring It Down farm my ablative pieces well. But he’s about to lose the two clauses that matter most: my home is safe, and I own HIS home.</w:t>
+        <w:t xml:space="preserve">   His army has run out of tools. From here it’s arithmetic.</w:t>
       </w:r>
     </w:p>
     <w:p>
@@ -2694,7 +2571,7 @@
         <w:rPr>
           <w:color w:val="273A5B"/>
         </w:rPr>
-        <w:t>Battle Round 5 — the close</w:t>
+        <w:t>Battle Round 5 — close it out</w:t>
       </w:r>
     </w:p>
     <w:p>
@@ -2707,7 +2584,7 @@
           <w:color w:val="273A5B"/>
           <w:sz w:val="24"/>
         </w:rPr>
-        <w:t>▶ My Turn 5 — Knights (lock it down)</w:t>
+        <w:t>▶ My Turn 5 — lock every objective I can</w:t>
       </w:r>
     </w:p>
     <w:p>
@@ -2726,7 +2603,7 @@
         <w:rPr>
           <w:sz w:val="20"/>
         </w:rPr>
-        <w:t>Gain 1 CP. Regen tops the Lancer (11→12) and Castellan. Vital Link round-2+ at end of Command: I control D + E + A (his home) — non-home → 4 VP. His brick squats C so no central bonus, but I have three-plus objectives to his one.</w:t>
+        <w:t>Gain 1 CP. Vital Link R2+: hold D + E + A → 4 VP.</w:t>
       </w:r>
     </w:p>
     <w:p>
@@ -2745,7 +2622,7 @@
         <w:rPr>
           <w:sz w:val="20"/>
         </w:rPr>
-        <w:t>Consolidate every objective I can hold. Lancer STAYS on his home A. Crusader + Castellan + Helverin + Warglaive spread across B/D/E and box out his remaining mobile bodies. Sisters foot half never left B (home locked all game under the dome).</w:t>
+        <w:t>Consolidate. Warglaive STAYS on his home A. Gunline holds B/D/E fire-lanes; Sisters never left B (home locked all game under the dome).</w:t>
       </w:r>
     </w:p>
     <w:p>
@@ -2764,7 +2641,7 @@
         <w:rPr>
           <w:sz w:val="20"/>
         </w:rPr>
-        <w:t>Finish the cyclone Terminators (deny him a late scorer) and thin the Vanguard. I do not over-commit into the brick — it can’t reach anything that scores in one more turn.</w:t>
+        <w:t>Thin the Bladeguard remnant and any body near A so nothing can contest his home at end of battle. Castellans keep the brick honest but don’t waste melta on it.</w:t>
       </w:r>
     </w:p>
     <w:p>
@@ -2783,7 +2660,7 @@
         <w:rPr>
           <w:sz w:val="20"/>
         </w:rPr>
-        <w:t>Positional only — hold ranges, stay on objectives.</w:t>
+        <w:t>Positional — stay on objectives, out of the brick’s reach.</w:t>
       </w:r>
     </w:p>
     <w:p>
@@ -2802,7 +2679,7 @@
         <w:rPr>
           <w:sz w:val="20"/>
         </w:rPr>
-        <w:t>End-of-turn: control central? No (his brick). But this is the FIFTH round, so the round-2+ non-home clause also resolves at end of turn: D+E+A → 4 VP. Maintain Control marker on E with a spare unit → +1. Round primary ≈ 5. Secondary: Behind Enemy Lines (Lancer in his DZ) + Engage → 6 VP.</w:t>
+        <w:t>End-of-turn: D + E + A (R5 resolves the non-home clause at end of turn too) → 4 VP + a Maintain-Control marker on E → +1. Round ≈ 5. Secondary (Behind Enemy Lines + Engage) → 6.</w:t>
       </w:r>
     </w:p>
     <w:p>
@@ -2830,7 +2707,7 @@
           <w:b/>
           <w:color w:val="8B1A1A"/>
         </w:rPr>
-        <w:t>Imperial Fists 45</w:t>
+        <w:t>Imperial Fists 29</w:t>
       </w:r>
       <w:r>
         <w:rPr>
@@ -2838,7 +2715,7 @@
           <w:color w:val="555555"/>
           <w:sz w:val="18"/>
         </w:rPr>
-        <w:t xml:space="preserve">   Primary ~5 + Secondary 6. Now the END-OF-BATTLE clause is pending: I control his home.</w:t>
+        <w:t xml:space="preserve">   Now the end-of-battle clause is pending, and I own his home.</w:t>
       </w:r>
     </w:p>
     <w:p>
@@ -2851,7 +2728,7 @@
           <w:color w:val="8B1A1A"/>
           <w:sz w:val="24"/>
         </w:rPr>
-        <w:t>▶ His Turn 5 — Imperial Fists (last swing)</w:t>
+        <w:t>▶ His Turn 5 — the last swing</w:t>
       </w:r>
     </w:p>
     <w:p>
@@ -2864,32 +2741,13 @@
           <w:color w:val="8A6D1F"/>
           <w:sz w:val="20"/>
         </w:rPr>
-        <w:t xml:space="preserve">Command.  </w:t>
+        <w:t xml:space="preserve">Command / Movement / Fight.  </w:t>
       </w:r>
       <w:r>
         <w:rPr>
           <w:sz w:val="20"/>
         </w:rPr>
-        <w:t>Gain 1 CP. Oath: the Lancer on his home (evict it or lose 10 VP). Discipline: Divination.</w:t>
-      </w:r>
-    </w:p>
-    <w:p>
-      <w:pPr>
-        <w:spacing w:after="60"/>
-      </w:pPr>
-      <w:r>
-        <w:rPr>
-          <w:b/>
-          <w:color w:val="8A6D1F"/>
-          <w:sz w:val="20"/>
-        </w:rPr>
-        <w:t xml:space="preserve">Movement / Shooting / Charge / Fight.  </w:t>
-      </w:r>
-      <w:r>
-        <w:rPr>
-          <w:sz w:val="20"/>
-        </w:rPr>
-        <w:t>He throws everything left at the Lancer on A — cyclone remnant shooting + the Bladeguard Ancient charging in. Through the Lancer’s 4++ FULL + FNP 6+, the combined damage ≈ 12 → the Lancer (12 W after regen) is on the brink… and here variance decides a swing: on the average line the Lancer survives on ~1–3 W and HOLDS his home; on a bad run it dies and he denies the 10. This is the single rolled moment the whole game was built to reach — and I built the Lancer (4++ full + FNP + regen, the toughest single model I own) precisely to win it. Average line: it lives.</w:t>
+        <w:t>He throws the Bladeguard remnant + whatever can reach at the Warglaive on A. It likely dies — but it has already done its job (it denied his home for the scoring windows, and I have a second body one move away to re-take A if needed). Even if he clears A on his turn, the END-OF-BATTLE check is after MY final positioning; on the average line I keep a model on A.</w:t>
       </w:r>
     </w:p>
     <w:p>
@@ -2908,7 +2766,7 @@
         <w:rPr>
           <w:sz w:val="20"/>
         </w:rPr>
-        <w:t>Destroyed maybe 1 unit (a Sister/Armiger) → 3 VP; objective clauses mostly denied (I still hold more) → ~0–4. Secondary: ~3.</w:t>
+        <w:t>Destroyed ~1 unit (the Warglaive) → 3 VP; objectives mostly denied → ~4. Secondary → 3.</w:t>
       </w:r>
     </w:p>
     <w:p>
@@ -2936,7 +2794,7 @@
           <w:b/>
           <w:color w:val="8B1A1A"/>
         </w:rPr>
-        <w:t>Imperial Fists 51</w:t>
+        <w:t>Imperial Fists 39</w:t>
       </w:r>
       <w:r>
         <w:rPr>
@@ -2944,7 +2802,7 @@
           <w:color w:val="555555"/>
           <w:sz w:val="18"/>
         </w:rPr>
-        <w:t xml:space="preserve">   Before the end-of-battle bonus, it is a DEAD HEAT — exactly the knife-edge a good practice game should be.</w:t>
+        <w:t xml:space="preserve">   Before the end-of-battle bonus.</w:t>
       </w:r>
     </w:p>
     <w:p>
@@ -2968,7 +2826,7 @@
           <w:i w:val="0"/>
           <w:color w:val="273A5B"/>
         </w:rPr>
-        <w:t>End of Battle — Vital Link end-game clause:</w:t>
+        <w:t>End of Battle — Vital Link:</w:t>
       </w:r>
     </w:p>
     <w:p>
@@ -2981,7 +2839,7 @@
           <w:i w:val="0"/>
           <w:sz w:val="22"/>
         </w:rPr>
-        <w:t>I control my opponent’s home objective A (the Lancer held it) → +10 VP.</w:t>
+        <w:t>I control his home objective A → +10 VP.</w:t>
       </w:r>
     </w:p>
     <w:p>
@@ -2995,7 +2853,7 @@
           <w:color w:val="273A5B"/>
           <w:sz w:val="30"/>
         </w:rPr>
-        <w:t>FINAL:  Knights 60  —  Imperial Fists 51</w:t>
+        <w:t>FINAL:  Knights 60  —  Imperial Fists 39</w:t>
       </w:r>
     </w:p>
     <w:p>
@@ -3010,7 +2868,7 @@
           <w:color w:val="555555"/>
           <w:sz w:val="18"/>
         </w:rPr>
-        <w:t>(Illustrative average-line tally after the 10-VP home bonus; secondaries are capped/estimated. The margin lives entirely in that closing 10 and in the objective-count denial of rounds 4–5.)</w:t>
+        <w:t>(Illustrative average-line tally. The margin is wider and safer than any durability build could produce, because the standoff simply never gives him the kills his mission is built to farm.)</w:t>
       </w:r>
     </w:p>
     <w:p>
@@ -3021,7 +2879,7 @@
         <w:rPr>
           <w:color w:val="273A5B"/>
         </w:rPr>
-        <w:t>The five decisions that won it</w:t>
+        <w:t>Why the standoff wins where durability loses</w:t>
       </w:r>
     </w:p>
     <w:p>
@@ -3036,7 +2894,7 @@
         <w:t xml:space="preserve">1. </w:t>
       </w:r>
       <w:r>
-        <w:t>Killed the Sternguard on Turn 1.</w:t>
+        <w:t>Kill the Sternguard T1 — same as before, but now from total safety.</w:t>
       </w:r>
     </w:p>
     <w:p>
@@ -3049,7 +2907,7 @@
           <w:i w:val="0"/>
           <w:sz w:val="18"/>
         </w:rPr>
-        <w:t xml:space="preserve">   ~10 of his ~34-damage Oath alpha was unsaveable Sternguard Dev Wounds. Removing that leg on turn one meant his big turn-2 strike into the Castellan did ~14, not ~34 — it bracketed a Knight instead of killing one. Everything downstream flowed from that.</w:t>
+        <w:t xml:space="preserve">   The gunline wipes them from the back corner. That removes ~10 unsaveable Dev Wounds and turns his ~34 alpha into ~17 — a number a 28-wound Castellan (Rotate → 4++) simply lives through.</w:t>
       </w:r>
     </w:p>
     <w:p>
@@ -3064,7 +2922,7 @@
         <w:t xml:space="preserve">2. </w:t>
       </w:r>
       <w:r>
-        <w:t>Chose Freeblade Company for FNP.</w:t>
+        <w:t>Never enter his charge threat.</w:t>
       </w:r>
     </w:p>
     <w:p>
@@ -3077,7 +2935,7 @@
           <w:i w:val="0"/>
           <w:sz w:val="18"/>
         </w:rPr>
-        <w:t xml:space="preserve">   Feel No Pain 6+ is the ONLY mechanic that touches his unsaveable Dev Wounds, and the 1-wound/turn regen un-did his chip. Rotate Ion Shields (4++) would not have — invulns don’t stop mortal-style wounds.</w:t>
+        <w:t xml:space="preserve">   His ~50-damage brick is the only thing that can reliably kill a Knight, and it never gets to. M5 can’t catch a gunline that starts and stays 40”+ away. The whole ‘proximity = dead Knight’ problem is designed out.</w:t>
       </w:r>
     </w:p>
     <w:p>
@@ -3092,7 +2950,7 @@
         <w:t xml:space="preserve">3. </w:t>
       </w:r>
       <w:r>
-        <w:t>Never fed the brick a premium Knight.</w:t>
+        <w:t>Delete the mobile legs on schedule.</w:t>
       </w:r>
     </w:p>
     <w:p>
@@ -3105,7 +2963,7 @@
           <w:i w:val="0"/>
           <w:sz w:val="18"/>
         </w:rPr>
-        <w:t xml:space="preserve">   Screened with Armigers; the ~50-damage Oathed melee brick spent turns 2–4 killing a 140-pt bait Armiger and an ally transport, a board-corner away from anything that scored.</w:t>
+        <w:t xml:space="preserve">   Two Volcanoes one-shot both Land Speeders; Avenger + two Helverins clear the cyclone Terminators over two turns. By end of Turn 4 he has NO unit that can damage a Knight — and mine are nearly untouched.</w:t>
       </w:r>
     </w:p>
     <w:p>
@@ -3120,7 +2978,7 @@
         <w:t xml:space="preserve">4. </w:t>
       </w:r>
       <w:r>
-        <w:t>Picked the objective mission, not the kill race.</w:t>
+        <w:t>Deny his mission, don’t out-kill his bricks.</w:t>
       </w:r>
     </w:p>
     <w:p>
@@ -3133,7 +2991,7 @@
           <w:i w:val="0"/>
           <w:sz w:val="18"/>
         </w:rPr>
-        <w:t xml:space="preserve">   Priority Assets / Vital Link let my speed + OC10 win the board while his two OC22 bricks could only squat one objective each. I conceded the centre and won B + D + E + his home instead — and denied his 6-VP ‘more-objectives’ swing in rounds 4–5.</w:t>
+        <w:t xml:space="preserve">   Destroyer’s Wrath wants kills and objective-majority; a standoff that loses only cheap bodies starves the kill clauses, and killing his mobile scorers lets my fast Armigers out-spread his two M5 bricks for the majority. I concede the one central square his OC22 brick squats and win everywhere else.</w:t>
       </w:r>
     </w:p>
     <w:p>
@@ -3148,7 +3006,7 @@
         <w:t xml:space="preserve">5. </w:t>
       </w:r>
       <w:r>
-        <w:t>Built the Lancer to win the last roll.</w:t>
+        <w:t>Steal the home the wall marched away from.</w:t>
       </w:r>
     </w:p>
     <w:p>
@@ -3161,7 +3019,7 @@
           <w:i w:val="0"/>
           <w:sz w:val="18"/>
         </w:rPr>
-        <w:t xml:space="preserve">   A 4++-full, FNP, regenerating M14 Knight is the toughest single model I own and the fastest — the perfect piece to sit on his home under fire for the closing 10 VP.</w:t>
+        <w:t xml:space="preserve">   His bricks advance up-field, leaving A undefended; an M12 Warglaive walks onto it for the closing +10 that his slow army can’t come back to contest.</w:t>
       </w:r>
     </w:p>
     <w:p>
@@ -3172,7 +3030,7 @@
         <w:rPr>
           <w:color w:val="273A5B"/>
         </w:rPr>
-        <w:t>Honest failure modes (where this flips)</w:t>
+        <w:t>Honest failure modes</w:t>
       </w:r>
     </w:p>
     <w:p>
@@ -3181,7 +3039,7 @@
         <w:spacing w:after="40"/>
       </w:pPr>
       <w:r>
-        <w:t>If he had reserved the Sternguard instead of deploying them, I couldn’t alpha them T1 — they’d teleport in later at full strength and the ~34 alpha would be live. Counter: the Navigator dome + spreading Knights so a fresh volley can’t focus a bracketed one; kill them the turn they land.</w:t>
+        <w:t>If he reserves the Sternguard instead of deploying them, I can’t alpha them T1 — they teleport in later at full strength. Counter: the Navigator dome shrinks their landing zone, and I focus them the instant they arrive before they can dump a full volley; the gunline has the range to punish any drop.</w:t>
       </w:r>
     </w:p>
     <w:p>
@@ -3190,7 +3048,7 @@
         <w:spacing w:after="40"/>
       </w:pPr>
       <w:r>
-        <w:t>If I mis-screen and the brick reaches a big Knight, that’s ~50 Oathed damage — a dead premium Knight and a Bring-It-Down + Assassination bonus for him. One positioning error can cost the game.</w:t>
+        <w:t>Terrain that blocks my back-corner LOS is the real risk — a standoff only works if my guns can SEE. On a dense table I must pick a corner with lanes, and use Advance-and-still-shoot (Valourstrike) to buy angles without surrendering a turn of fire.</w:t>
       </w:r>
     </w:p>
     <w:p>
@@ -3199,7 +3057,7 @@
         <w:spacing w:after="40"/>
       </w:pPr>
       <w:r>
-        <w:t>The Turn-5 Lancer-holds-the-home roll is genuine variance. If it dies, the 10-VP bonus vanishes and this is a loss. Bringing a second body to his home earlier (an Armiger) is the insurance if a real game allows it.</w:t>
+        <w:t>If he goes first and pushes fast, or if my roll-off loses, I lose the T1 Sternguard wipe — his alpha is then live for a turn. Rotate Ion Shields + the 28-wound hull buy the time to kill the Sternguard on my T1 instead.</w:t>
       </w:r>
     </w:p>
     <w:p>
@@ -3208,7 +3066,7 @@
         <w:spacing w:after="40"/>
       </w:pPr>
       <w:r>
-        <w:t>His OC22 Terminators are better board-control than ‘everything’s OC1’ implied. If both bricks reach objectives, the objective count tightens — speed and killing his soft scorers (Intercessors, Vanguard) is what keeps me ahead on the count.</w:t>
+        <w:t>This cedes the centre all game. If the mission/​terrain makes central control worth more than modelled, the margin tightens — but the home-steal + non-central objectives + secondaries still carry it.</w:t>
       </w:r>
     </w:p>
     <w:p>
@@ -3232,7 +3090,7 @@
           <w:i w:val="0"/>
           <w:color w:val="273A5B"/>
         </w:rPr>
-        <w:t>Bottom line: this is a ~55/45 matchup in the Knights’ favour — winnable, not free. It is decided by sequencing (kill the soft leg first), discipline (never feed the brick), and the mission (out-hold, steal the home) — exactly the parts of 40k that live above the dice.</w:t>
+        <w:t>Bottom line: ~60/40 Knights. Not by out-fighting an unkillable wall — by refusing the fight it wants, deleting the parts of his army that can actually hurt me, and winning the mission with speed the wall can’t match.</w:t>
       </w:r>
     </w:p>
     <w:sectPr>

--- a/docs/Great-Value-vs-Knights-Full-Game-Simulation.docx
+++ b/docs/Great-Value-vs-Knights-Full-Game-Simulation.docx
@@ -74,7 +74,7 @@
           <w:i w:val="0"/>
           <w:sz w:val="20"/>
         </w:rPr>
-        <w:t>Three earlier ideas are DEAD, and the game only makes sense once you accept why: (1) You cannot KILL his bricks — my best guns do ~6–8/turn into a 2+/4++/W4/−1-to-wound Terminator wall. (2) You cannot BATTLE-SHOCK them off an objective — they only test below half strength (6+ dead first, which I can’t do) and pass on Ld 6+ ~72% anyway, so their OC22 is permanent. (3) You cannot CONTEST their objective up close — the markers sit in terrain where the brick lives, so any Knight in range is in charge range, and the brick’s ~50-damage Oathed melee (Thunder Hammers + Fist of Dorn, all Dev Wounds) deletes any Knight it touches — Feel No Pain 6+ (~1/6) turns ~50 into ~42, still a dead Knight. So durability and proximity are losing axes.</w:t>
+        <w:t>Three earlier ideas are DEAD, and the game only makes sense once you accept why: (1) You cannot KILL his bricks — my best guns do ~6–8/turn into a 2+/4++/W4/−1-to-wound Terminator wall. (2) You cannot BATTLE-SHOCK them off an objective — they only test below half strength (6+ dead first, which I can’t do) and pass on Ld 6+ ~72% anyway, so their OC22 is permanent. (3) You cannot CONTEST their objective up close — in 11E the objective IS the terrain piece (its footprint is the scoring area; there are no separate markers), so any Knight in scoring range is standing inside that footprint = point-blank in the brick’s charge range, and the brick’s ~50-damage Oathed melee (Thunder Hammers + Fist of Dorn, all Dev Wounds) deletes any Knight it touches — Feel No Pain 6+ (~1/6) turns ~50 into ~42, still a dead Knight. So durability and proximity are losing axes.</w:t>
       </w:r>
     </w:p>
     <w:p>
@@ -517,7 +517,7 @@
           <w:i w:val="0"/>
           <w:sz w:val="20"/>
         </w:rPr>
-        <w:t>Each Command phase he Oaths one of my units → his whole army re-rolls Hits AND +1 to Wound vs it, layered with Wrath of Dorn, the unit synergies, and the round’s Discipline. Fully converged = ~34 into one Knight. But ~10 of that is the SOFT Sternguard — kill them turn one and his alpha falls to ~17, which a 28-wound Castellan shrugs (and Rotate Ion Shields → ~14).</w:t>
+        <w:t>Each Command phase he Oaths one of my units → his whole army re-rolls Hits AND +1 to Wound vs it, layered with Wrath of Dorn, the unit synergies, and the round’s Discipline. Fully converged = ~34 into one Knight. But ~10 of that is the SOFT Sternguard — kill them turn one and his alpha falls to ~17 (~13 once you add my Castellan’s cover + Rotate), which a 28-wound Castellan shrugs (and Rotate Ion Shields → ~14).</w:t>
       </w:r>
     </w:p>
     <w:p>
@@ -1136,7 +1136,7 @@
               <w:rPr>
                 <w:sz w:val="18"/>
               </w:rPr>
-              <w:t>2 VP control a central objective (+1/operation marker)</w:t>
+              <w:t>2 VP control a central objective (+1 per operation token)</w:t>
             </w:r>
           </w:p>
         </w:tc>
@@ -1369,6 +1369,63 @@
     </w:p>
     <w:p>
       <w:pPr>
+        <w:spacing w:after="80"/>
+      </w:pPr>
+      <w:r>
+        <w:rPr>
+          <w:b/>
+          <w:i w:val="0"/>
+          <w:color w:val="273A5B"/>
+        </w:rPr>
+        <w:t>Objectives are TERRAIN, and cover is everywhere.</w:t>
+      </w:r>
+    </w:p>
+    <w:p>
+      <w:pPr>
+        <w:spacing w:after="80"/>
+      </w:pPr>
+      <w:r>
+        <w:rPr>
+          <w:b w:val="0"/>
+          <w:i w:val="0"/>
+          <w:sz w:val="20"/>
+        </w:rPr>
+        <w:t>On a GW terrain layout each objective is a marked terrain piece — its footprint is the scoring area, and almost every unit is in or behind terrain, so Benefit of Cover (−1 to hit, ranged only) is the default. This cuts both ways, and the standoff is built to win the exchange:</w:t>
+      </w:r>
+    </w:p>
+    <w:p>
+      <w:pPr>
+        <w:pStyle w:val="ListBullet"/>
+        <w:spacing w:after="40"/>
+      </w:pPr>
+      <w:r>
+        <w:t>MY fire into his covered units: my two Castellans have Dominus Foebreakers (+1 to hit units in a terrain area) — that EXACTLY cancels cover, so they are my reliable cover-punchers (assign them the covered priority targets). The Immolator’s Purge &amp; Cleanse strips cover off one massed-fire target per turn (I use it on whatever I’m wiping — Sternguard T1). The Crusader/Helverins eat −1 into still-covered targets, so I point them at cover-stripped or open units.</w:t>
+      </w:r>
+    </w:p>
+    <w:p>
+      <w:pPr>
+        <w:pStyle w:val="ListBullet"/>
+        <w:spacing w:after="40"/>
+      </w:pPr>
+      <w:r>
+        <w:t>HIS fire into my covered Knights: my gunline deploys IN terrain, so his shooting is at −1 to hit it. His cyclone Terminators cancel that with Fury (+1 vs the Oath target) and Oath re-rolls, but his Land Speeders eat the −1 — so his already-reduced alpha (Sternguard dead) drops further: ~16 in cover, ~13 through Rotate Ion Shields. Cover only helps vs SHOOTING, never the brick’s melee — which is fine, because the brick never reaches the gunline.</w:t>
+      </w:r>
+    </w:p>
+    <w:p>
+      <w:pPr>
+        <w:spacing w:after="80"/>
+      </w:pPr>
+      <w:r>
+        <w:rPr>
+          <w:b w:val="0"/>
+          <w:i w:val="0"/>
+          <w:sz w:val="20"/>
+        </w:rPr>
+        <w:t>Net: cover is a slight EDGE to me — I have better cover-mitigation (two always-on cover-punchers + a strip) than his one Ignore-Cover stratagem per turn, and it makes my back-line Knights even harder to shoot.</w:t>
+      </w:r>
+    </w:p>
+    <w:p>
+      <w:pPr>
         <w:pStyle w:val="Heading1"/>
       </w:pPr>
       <w:r>
@@ -1869,7 +1926,7 @@
         <w:rPr>
           <w:sz w:val="20"/>
         </w:rPr>
-        <w:t>I spend 1 CP on ROTATE ION SHIELDS → that Castellan is 4++ this turn. Cyclone Terminators (Fury +1 Hit, Oath, Fusillade Lethal, Divination) ≈ 9; Land Speeders (2 MM + stormfury, &gt;9”, no Melta) ≈ 8. RAW ≈ 17 → 4++ shaves it to ~14. The Castellan (28 W) drops to ~14 W — bracketed but very much alive, and STILL a 60” Volcano. This is the whole game: because the Sternguard died on turn 1, the ~10 unsaveable Dev Wounds simply aren’t here.</w:t>
+        <w:t>I spend 1 CP on ROTATE ION SHIELDS → that Castellan is 4++ this turn. Cyclone Terminators (Fury +1 Hit, Oath, Fusillade Lethal, Divination) ≈ 9; Land Speeders (2 MM + stormfury, &gt;9”, no Melta) ≈ 8. RAW ≈ 17 in the open — but my Castellan is IN COVER (−1 to his hits: the Land Speeders eat it, the cyclones cancel it with Fury) → ~16, and Rotate’s 4++ shaves it to ~13. The Castellan (28 W) drops to ~15 W — bracketed but very much alive, and STILL a 60” Volcano. This is the whole game: because the Sternguard died on turn 1, the ~10 unsaveable Dev Wounds simply aren’t here.</w:t>
       </w:r>
     </w:p>
     <w:p>
@@ -2679,7 +2736,7 @@
         <w:rPr>
           <w:sz w:val="20"/>
         </w:rPr>
-        <w:t>End-of-turn: D + E + A (R5 resolves the non-home clause at end of turn too) → 4 VP + a Maintain-Control marker on E → +1. Round ≈ 5. Secondary (Behind Enemy Lines + Engage) → 6.</w:t>
+        <w:t>End-of-turn: D + E + A (R5 resolves the non-home clause at end of turn too) → 4 VP + a Maintain-Control operation token on E → +1. Round ≈ 5. Secondary (Behind Enemy Lines + Engage) → 6.</w:t>
       </w:r>
     </w:p>
     <w:p>
@@ -2907,7 +2964,7 @@
           <w:i w:val="0"/>
           <w:sz w:val="18"/>
         </w:rPr>
-        <w:t xml:space="preserve">   The gunline wipes them from the back corner. That removes ~10 unsaveable Dev Wounds and turns his ~34 alpha into ~17 — a number a 28-wound Castellan (Rotate → 4++) simply lives through.</w:t>
+        <w:t xml:space="preserve">   The gunline wipes them from the back corner. That removes ~10 unsaveable Dev Wounds and turns his ~34 alpha into ~17 — and my Castellan’s cover + Rotate drop it to ~13, a number a 28-wound hull simply lives through.</w:t>
       </w:r>
     </w:p>
     <w:p>

--- a/docs/Great-Value-vs-Knights-Full-Game-Simulation.docx
+++ b/docs/Great-Value-vs-Knights-Full-Game-Simulation.docx
@@ -74,7 +74,7 @@
           <w:i w:val="0"/>
           <w:sz w:val="20"/>
         </w:rPr>
-        <w:t>Three earlier ideas are DEAD, and the game only makes sense once you accept why: (1) You cannot KILL his bricks — my best guns do ~6–8/turn into a 2+/4++/W4/−1-to-wound Terminator wall. (2) You cannot BATTLE-SHOCK them off an objective — they only test below half strength (6+ dead first, which I can’t do) and pass on Ld 6+ ~72% anyway, so their OC22 is permanent. (3) You cannot CONTEST their objective up close — in 11E the objective IS the terrain piece (its footprint is the scoring area; there are no separate markers), so any Knight in scoring range is standing inside that footprint = point-blank in the brick’s charge range, and the brick’s ~50-damage Oathed melee (Thunder Hammers + Fist of Dorn, all Dev Wounds) deletes any Knight it touches — Feel No Pain 6+ (~1/6) turns ~50 into ~42, still a dead Knight. So durability and proximity are losing axes.</w:t>
+        <w:t>Three earlier ideas are DEAD, and the game only makes sense once you accept why: (1) You cannot KILL his bricks — my best guns do ~6–8/turn into a 2+/4++/W4/−1-to-wound Terminator wall. (2) You cannot BATTLE-SHOCK them off an objective — they only test below half strength (6+ dead first, which I can’t do) and pass on Ld 6+ ~72% anyway, so their OC22 is permanent. (3) You cannot out-CONTROL the objective the brick sits on — in 11E the objective IS the terrain piece (its footprint is the scoring area; there are no separate markers), and control goes to whoever has the most Objective Control base-touching it. Out-holding OC22 needs OC23+ = two big Knights + an Armiger crowded onto the same small footprint the brick is on — i.e. inside its 2D6" charge, where the brick’s ~50-damage Oathed melee (Thunder Hammers + Fist of Dorn, all Dev Wounds) deletes any Knight it touches. Feel No Pain 6+ (~1/6) turns ~50 into ~42, still a dead Knight. So durability and proximity are losing axes.</w:t>
       </w:r>
     </w:p>
     <w:p>
@@ -1310,7 +1310,52 @@
           <w:b/>
           <w:i w:val="0"/>
         </w:rPr>
-        <w:t>Deployment — Crucible of Battle (diagonal). Objectives: A = his home, B = my home, C = centre, D/E = no-man’s-land flanks. I win the roll-off and take the first turn (wipe his Sternguard before he can hide them; seize objectives).</w:t>
+        <w:t>Deployment — Crucible of Battle (diagonal), GW terrain layout. FIVE marked terrain-objectives (only these score; all other terrain is just cover / movement-blocking): A = his home, B = my home, C = centre, D/E = two expansion objectives in no-man’s-land. I win the roll-off and take the first turn (wipe his Sternguard before he can hide them; seize objectives).</w:t>
+      </w:r>
+    </w:p>
+    <w:p>
+      <w:pPr>
+        <w:spacing w:after="80"/>
+      </w:pPr>
+      <w:r>
+        <w:rPr>
+          <w:b/>
+          <w:i w:val="0"/>
+          <w:sz w:val="18"/>
+        </w:rPr>
+        <w:t>Base sizes matter for who reaches what (control/contest = your base TOUCHING the objective’s terrain footprint — you don’t have to stand on it):</w:t>
+      </w:r>
+    </w:p>
+    <w:p>
+      <w:pPr>
+        <w:pStyle w:val="ListBullet"/>
+        <w:spacing w:after="40"/>
+      </w:pPr>
+      <w:r>
+        <w:t>Big Knight (Castellan/Crusader) — 170×105mm oval (~6.7”×4.1”): its base edge is ~3.35” from centre, so it can hold an objective with its near edge touching the footprint while its hull sits back — and it screens a huge charge lane.</w:t>
+      </w:r>
+    </w:p>
+    <w:p>
+      <w:pPr>
+        <w:pStyle w:val="ListBullet"/>
+        <w:spacing w:after="40"/>
+      </w:pPr>
+      <w:r>
+        <w:t>Armiger — 100mm round (~3.9”): fast, cheap objective-toucher and screen. Immolator — Rhino hull ~120×75mm (~4.7”×3”). Sisters — 32mm. His Terminators — 40mm; Sternguard/​Intercessors — 32mm.</w:t>
+      </w:r>
+    </w:p>
+    <w:p>
+      <w:pPr>
+        <w:spacing w:after="80"/>
+      </w:pPr>
+      <w:r>
+        <w:rPr>
+          <w:b w:val="0"/>
+          <w:i w:val="0"/>
+          <w:color w:val="555555"/>
+          <w:sz w:val="18"/>
+        </w:rPr>
+        <w:t>The base math is why the standoff works on OBJECTIVES too: my big Knights base-touch the safe objectives from ~3” back (out of the brick’s reach), and an M12 Armiger toe-touches his home. I only decline to base-touch the ONE small footprint his OC22 brick squats.</w:t>
       </w:r>
     </w:p>
     <w:p>

--- a/docs/Great-Value-vs-Knights-Full-Game-Simulation.docx
+++ b/docs/Great-Value-vs-Knights-Full-Game-Simulation.docx
@@ -1298,7 +1298,7 @@
           <w:i w:val="0"/>
           <w:sz w:val="20"/>
         </w:rPr>
-        <w:t>The clash: his OC22 brick will squat the CENTRAL objective and deny me those central bonuses — I accept that. I win on the NON-central objectives (4 VP), the closing 10 for his home, and secondaries, while my gunline deletes the mobile scorers he’d need to out-spread me (denying his 6-VP ‘more objectives’ clause). He farms ~3 VP/turn killing my cheap bodies — capped, and worth far less than a big Knight would have been.</w:t>
+        <w:t>The clash: his OC22 brick squats ONE central; I hold the OTHER central with a fast body, so I keep Vital Link’s central bonuses. I win on holding a central + the non-central objectives (4 VP), the closing 10 for his home, and secondaries, while my gunline deletes the mobile scorers he’d need to out-spread me (denying his 6-VP ‘more objectives’ clause). He farms ~3 VP/turn killing my cheap bodies — capped, and worth far less than a big Knight would have been.</w:t>
       </w:r>
     </w:p>
     <w:p>
@@ -1310,7 +1310,21 @@
           <w:b/>
           <w:i w:val="0"/>
         </w:rPr>
-        <w:t>Deployment — Crucible of Battle (diagonal), GW terrain layout. FIVE marked terrain-objectives (only these score; all other terrain is just cover / movement-blocking): A = his home, B = my home, C = centre, D/E = two expansion objectives in no-man’s-land. I win the roll-off and take the first turn (wipe his Sternguard before he can hide them; seize objectives).</w:t>
+        <w:t>Deployment — the ACTUAL board (GW Event Companion pp. 33–35): my Priority Assets vs his Purge the Foe → I play VITAL LINK, he plays DESTROYER’S WRATH (confirmed against the source). The pairing has three layouts — A (left/right zones), B (diagonal ‘Crucible’), C (top/bottom); the organiser picks or randomises. I model LAYOUT B (diagonal) — the longest sightlines, ideal for a gunline; the plan holds on all three (GW deliberately leaves firing lanes). SIX marked terrain-objectives (only these score; all other terrain is cover / wall-blocking): his HOME (top-left corner) + my HOME (bottom-right corner) + TWO CENTRAL objectives in the middle + TWO EXPANSION objectives in no-man’s-land. I win the roll-off and take the first turn (wipe his Sternguard; seize objectives).</w:t>
+      </w:r>
+    </w:p>
+    <w:p>
+      <w:pPr>
+        <w:spacing w:after="80"/>
+      </w:pPr>
+      <w:r>
+        <w:rPr>
+          <w:b w:val="0"/>
+          <w:i w:val="0"/>
+          <w:color w:val="273A5B"/>
+          <w:sz w:val="20"/>
+        </w:rPr>
+        <w:t>★ The two-central objective is a gift: his OC22 brick can only squat ONE central. I put a fast body (Warglaive M12 or the Immolator) on the OTHER central and HOLD it — so I collect Vital Link’s central bonuses (+2 end-of-turn, +4 in Command) every round instead of conceding them. His two M5 bricks simply cannot cover both centrals + two expansions + threaten my home; I win the objective count on tempo.</w:t>
       </w:r>
     </w:p>
     <w:p>
@@ -1528,7 +1542,7 @@
         <w:rPr>
           <w:sz w:val="20"/>
         </w:rPr>
-        <w:t>The gunline DOES NOT MOVE — it already sees everything from the corner. Immolator advances to sit on centre C (I’ll cede it later to the brick, but I bank the early central VP now). Warglaive advances up-right toward E/D. Sisters foot half + Navigator stay on B.</w:t>
+        <w:t>The gunline DOES NOT MOVE — it already sees everything from the corner. Immolator advances to base-touch the NEARER central objective (the one his brick won’t reach first) to bank central VP; the Warglaive heads for the second central / expansion on the right. Sisters foot half + Navigator stay on home B.</w:t>
       </w:r>
     </w:p>
     <w:p>
@@ -2107,7 +2121,7 @@
         <w:rPr>
           <w:sz w:val="20"/>
         </w:rPr>
-        <w:t>Gain 1 CP (2). Vital Link R2+: his brick squats C, so I take D + E instead → 4 VP (non-home, no central bonus this turn — accepted).</w:t>
+        <w:t>Gain 1 CP (2). Vital Link R2+: his brick squats central-1, but my Warglaive holds central-2 + I hold an expansion → 4 VP (non-home) + 4 VP (central) = 8 VP.</w:t>
       </w:r>
     </w:p>
     <w:p>
@@ -2183,7 +2197,7 @@
         <w:rPr>
           <w:sz w:val="20"/>
         </w:rPr>
-        <w:t>D + E held (scored 4 at Command). End-of-turn central belongs to the brick (0). Secondary (Bring It Down — 2 Speeders! + Behind Enemy Lines) → 6 VP.</w:t>
+        <w:t>End-of-turn: I control central-2 (Warglaive) → 2 VP. Round primary = 8 + 2 = 10. Secondary (Bring It Down — 2 Speeders! + Behind Enemy Lines) → 6 VP.</w:t>
       </w:r>
     </w:p>
     <w:p>
@@ -2201,7 +2215,7 @@
           <w:b/>
           <w:color w:val="273A5B"/>
         </w:rPr>
-        <w:t>Knights 29</w:t>
+        <w:t>Knights 35</w:t>
       </w:r>
       <w:r>
         <w:t xml:space="preserve">  vs  </w:t>
@@ -2219,7 +2233,7 @@
           <w:color w:val="555555"/>
           <w:sz w:val="18"/>
         </w:rPr>
-        <w:t xml:space="preserve">   Both Speeders and half the cyclone brick gone. After next turn, NOTHING in his army can hurt a Knight — and my Knights haven’t taken a scratch beyond one bracketed Castellan.</w:t>
+        <w:t xml:space="preserve">   Both Speeders and half the cyclone brick gone, and I’m now banking a central every turn. After next turn NOTHING in his army can hurt a Knight — and mine are barely scratched.</w:t>
       </w:r>
     </w:p>
     <w:p>
@@ -2345,7 +2359,7 @@
           <w:b/>
           <w:color w:val="273A5B"/>
         </w:rPr>
-        <w:t>Knights 29</w:t>
+        <w:t>Knights 35</w:t>
       </w:r>
       <w:r>
         <w:t xml:space="preserve">  vs  </w:t>
@@ -2406,7 +2420,7 @@
         <w:rPr>
           <w:sz w:val="20"/>
         </w:rPr>
-        <w:t>Gain 1 CP (2). Vital Link R2+: I hold D + E → 4 VP.</w:t>
+        <w:t>Gain 1 CP (2). Vital Link R2+: I hold central-2 + an expansion → 4 VP (non-home) + 4 VP (central) = 8 VP.</w:t>
       </w:r>
     </w:p>
     <w:p>
@@ -2519,7 +2533,7 @@
           <w:b/>
           <w:color w:val="273A5B"/>
         </w:rPr>
-        <w:t>Knights 39</w:t>
+        <w:t>Knights 51</w:t>
       </w:r>
       <w:r>
         <w:t xml:space="preserve">  vs  </w:t>
@@ -2644,7 +2658,7 @@
           <w:b/>
           <w:color w:val="273A5B"/>
         </w:rPr>
-        <w:t>Knights 39</w:t>
+        <w:t>Knights 51</w:t>
       </w:r>
       <w:r>
         <w:t xml:space="preserve">  vs  </w:t>
@@ -2705,7 +2719,7 @@
         <w:rPr>
           <w:sz w:val="20"/>
         </w:rPr>
-        <w:t>Gain 1 CP. Vital Link R2+: hold D + E + A → 4 VP.</w:t>
+        <w:t>Gain 1 CP. Vital Link R2+: hold central-2 + an expansion + his home A → 4 VP (non-home) + 4 VP (central) = 8 VP.</w:t>
       </w:r>
     </w:p>
     <w:p>
@@ -2799,7 +2813,7 @@
           <w:b/>
           <w:color w:val="273A5B"/>
         </w:rPr>
-        <w:t>Knights 50</w:t>
+        <w:t>Knights 68</w:t>
       </w:r>
       <w:r>
         <w:t xml:space="preserve">  vs  </w:t>
@@ -2886,7 +2900,7 @@
           <w:b/>
           <w:color w:val="273A5B"/>
         </w:rPr>
-        <w:t>Knights 50</w:t>
+        <w:t>Knights 68</w:t>
       </w:r>
       <w:r>
         <w:t xml:space="preserve">  vs  </w:t>
@@ -2955,7 +2969,7 @@
           <w:color w:val="273A5B"/>
           <w:sz w:val="30"/>
         </w:rPr>
-        <w:t>FINAL:  Knights 60  —  Imperial Fists 39</w:t>
+        <w:t>FINAL:  Knights 78  —  Imperial Fists 39</w:t>
       </w:r>
     </w:p>
     <w:p>
@@ -3093,7 +3107,7 @@
           <w:i w:val="0"/>
           <w:sz w:val="18"/>
         </w:rPr>
-        <w:t xml:space="preserve">   Destroyer’s Wrath wants kills and objective-majority; a standoff that loses only cheap bodies starves the kill clauses, and killing his mobile scorers lets my fast Armigers out-spread his two M5 bricks for the majority. I concede the one central square his OC22 brick squats and win everywhere else.</w:t>
+        <w:t xml:space="preserve">   Destroyer’s Wrath wants kills and objective-majority; a standoff that loses only cheap bodies starves the kill clauses, and killing his mobile scorers lets my fast Armigers out-spread his two M5 bricks for the majority. I concede only the ONE central his OC22 brick squats, HOLD the other central with a fast body, and win everywhere else.</w:t>
       </w:r>
     </w:p>
     <w:p>

--- a/docs/Great-Value-vs-Knights-Full-Game-Simulation.docx
+++ b/docs/Great-Value-vs-Knights-Full-Game-Simulation.docx
@@ -1303,6 +1303,326 @@
     </w:p>
     <w:p>
       <w:pPr>
+        <w:pStyle w:val="Heading2"/>
+      </w:pPr>
+      <w:r>
+        <w:rPr>
+          <w:color w:val="273A5B"/>
+        </w:rPr>
+        <w:t>Secondary Missions — the second scoreboard (and it’s lopsided)</w:t>
+      </w:r>
+    </w:p>
+    <w:p>
+      <w:pPr>
+        <w:spacing w:after="80"/>
+      </w:pPr>
+      <w:r>
+        <w:rPr>
+          <w:b w:val="0"/>
+          <w:i w:val="0"/>
+          <w:sz w:val="20"/>
+        </w:rPr>
+        <w:t>Both players run TACTICAL secondaries from the same 18-card deck: draw 2 in your Command phase, complete any active card for its VP (then discard it), KEEP the ones you can’t yet complete (so a hand of active objectives builds up), and many require an ACTION (Core Rules §16 — a unit spends its activation doing it instead of shooting, completing at end of turn). Secondaries are ~40 VP of a ~90-VP game — I’d been hand-waving them, and they are exactly where a mobile standoff pulls away, because the deck rewards what I’m already doing and punishes what his army can’t do:</w:t>
+      </w:r>
+    </w:p>
+    <w:tbl>
+      <w:tblPr>
+        <w:tblStyle w:val="LightGrid-Accent1"/>
+        <w:tblW w:type="auto" w:w="0"/>
+        <w:tblLook w:firstColumn="1" w:firstRow="1" w:lastColumn="0" w:lastRow="0" w:noHBand="0" w:noVBand="1" w:val="04A0"/>
+      </w:tblPr>
+      <w:tblGrid>
+        <w:gridCol w:w="4320"/>
+        <w:gridCol w:w="4320"/>
+      </w:tblGrid>
+      <w:tr>
+        <w:tc>
+          <w:tcPr>
+            <w:tcW w:type="dxa" w:w="2880"/>
+          </w:tcPr>
+          <w:p>
+            <w:r/>
+            <w:r>
+              <w:rPr>
+                <w:b/>
+                <w:sz w:val="18"/>
+              </w:rPr>
+              <w:t>Card</w:t>
+            </w:r>
+          </w:p>
+        </w:tc>
+        <w:tc>
+          <w:tcPr>
+            <w:tcW w:type="dxa" w:w="7200"/>
+          </w:tcPr>
+          <w:p>
+            <w:r/>
+            <w:r>
+              <w:rPr>
+                <w:b/>
+                <w:sz w:val="18"/>
+              </w:rPr>
+              <w:t>Who it favours &amp; why</w:t>
+            </w:r>
+          </w:p>
+        </w:tc>
+      </w:tr>
+      <w:tr>
+        <w:tc>
+          <w:tcPr>
+            <w:tcW w:type="dxa" w:w="2880"/>
+          </w:tcPr>
+          <w:p>
+            <w:r/>
+            <w:r>
+              <w:rPr>
+                <w:sz w:val="18"/>
+              </w:rPr>
+              <w:t>Behind Enemy Lines</w:t>
+            </w:r>
+          </w:p>
+        </w:tc>
+        <w:tc>
+          <w:tcPr>
+            <w:tcW w:type="dxa" w:w="7200"/>
+          </w:tcPr>
+          <w:p>
+            <w:r/>
+            <w:r>
+              <w:rPr>
+                <w:sz w:val="18"/>
+              </w:rPr>
+              <w:t>ME. Fast Armigers/Knights sit in his half. His M5 bricks can’t reach mine.</w:t>
+            </w:r>
+          </w:p>
+        </w:tc>
+      </w:tr>
+      <w:tr>
+        <w:tc>
+          <w:tcPr>
+            <w:tcW w:type="dxa" w:w="2880"/>
+          </w:tcPr>
+          <w:p>
+            <w:r/>
+            <w:r>
+              <w:rPr>
+                <w:sz w:val="18"/>
+              </w:rPr>
+              <w:t>Engage on All Fronts</w:t>
+            </w:r>
+          </w:p>
+        </w:tc>
+        <w:tc>
+          <w:tcPr>
+            <w:tcW w:type="dxa" w:w="7200"/>
+          </w:tcPr>
+          <w:p>
+            <w:r/>
+            <w:r>
+              <w:rPr>
+                <w:sz w:val="18"/>
+              </w:rPr>
+              <w:t>ME. My spread covers 3+ quarters. His clumped M5 wall can’t.</w:t>
+            </w:r>
+          </w:p>
+        </w:tc>
+      </w:tr>
+      <w:tr>
+        <w:tc>
+          <w:tcPr>
+            <w:tcW w:type="dxa" w:w="2880"/>
+          </w:tcPr>
+          <w:p>
+            <w:r/>
+            <w:r>
+              <w:rPr>
+                <w:sz w:val="18"/>
+              </w:rPr>
+              <w:t>Secure No Man’s Land / Centre Ground</w:t>
+            </w:r>
+          </w:p>
+        </w:tc>
+        <w:tc>
+          <w:tcPr>
+            <w:tcW w:type="dxa" w:w="7200"/>
+          </w:tcPr>
+          <w:p>
+            <w:r/>
+            <w:r>
+              <w:rPr>
+                <w:sz w:val="18"/>
+              </w:rPr>
+              <w:t>ME. I hold the centrals + expansions he can’t reach.</w:t>
+            </w:r>
+          </w:p>
+        </w:tc>
+      </w:tr>
+      <w:tr>
+        <w:tc>
+          <w:tcPr>
+            <w:tcW w:type="dxa" w:w="2880"/>
+          </w:tcPr>
+          <w:p>
+            <w:r/>
+            <w:r>
+              <w:rPr>
+                <w:sz w:val="18"/>
+              </w:rPr>
+              <w:t>Forward Position</w:t>
+            </w:r>
+          </w:p>
+        </w:tc>
+        <w:tc>
+          <w:tcPr>
+            <w:tcW w:type="dxa" w:w="7200"/>
+          </w:tcPr>
+          <w:p>
+            <w:r/>
+            <w:r>
+              <w:rPr>
+                <w:sz w:val="18"/>
+              </w:rPr>
+              <w:t>ME. Control his home = +5 secondary ON TOP of Vital Link’s +10 for the same act.</w:t>
+            </w:r>
+          </w:p>
+        </w:tc>
+      </w:tr>
+      <w:tr>
+        <w:tc>
+          <w:tcPr>
+            <w:tcW w:type="dxa" w:w="2880"/>
+          </w:tcPr>
+          <w:p>
+            <w:r/>
+            <w:r>
+              <w:rPr>
+                <w:sz w:val="18"/>
+              </w:rPr>
+              <w:t>Bring It Down</w:t>
+            </w:r>
+          </w:p>
+        </w:tc>
+        <w:tc>
+          <w:tcPr>
+            <w:tcW w:type="dxa" w:w="7200"/>
+          </w:tcPr>
+          <w:p>
+            <w:r/>
+            <w:r>
+              <w:rPr>
+                <w:sz w:val="18"/>
+              </w:rPr>
+              <w:t>SPLIT, but mine. His 2 Land Speeders (Vehicles) die to my Volcanoes → I score it; his copy needs to kill MY Knights, which the standoff denies.</w:t>
+            </w:r>
+          </w:p>
+        </w:tc>
+      </w:tr>
+      <w:tr>
+        <w:tc>
+          <w:tcPr>
+            <w:tcW w:type="dxa" w:w="2880"/>
+          </w:tcPr>
+          <w:p>
+            <w:r/>
+            <w:r>
+              <w:rPr>
+                <w:sz w:val="18"/>
+              </w:rPr>
+              <w:t>Assassination</w:t>
+            </w:r>
+          </w:p>
+        </w:tc>
+        <w:tc>
+          <w:tcPr>
+            <w:tcW w:type="dxa" w:w="7200"/>
+          </w:tcPr>
+          <w:p>
+            <w:r/>
+            <w:r>
+              <w:rPr>
+                <w:sz w:val="18"/>
+              </w:rPr>
+              <w:t>HIS in theory (my Knights are Characters) — but he can’t reach them; a dead letter in a standoff.</w:t>
+            </w:r>
+          </w:p>
+        </w:tc>
+      </w:tr>
+      <w:tr>
+        <w:tc>
+          <w:tcPr>
+            <w:tcW w:type="dxa" w:w="2880"/>
+          </w:tcPr>
+          <w:p>
+            <w:r/>
+            <w:r>
+              <w:rPr>
+                <w:sz w:val="18"/>
+              </w:rPr>
+              <w:t>No Prisoners / Overwhelming Force</w:t>
+            </w:r>
+          </w:p>
+        </w:tc>
+        <w:tc>
+          <w:tcPr>
+            <w:tcW w:type="dxa" w:w="7200"/>
+          </w:tcPr>
+          <w:p>
+            <w:r/>
+            <w:r>
+              <w:rPr>
+                <w:sz w:val="18"/>
+              </w:rPr>
+              <w:t>HIS — but see below: I actually out-KILL him, so even his kill-cards score thin.</w:t>
+            </w:r>
+          </w:p>
+        </w:tc>
+      </w:tr>
+      <w:tr>
+        <w:tc>
+          <w:tcPr>
+            <w:tcW w:type="dxa" w:w="2880"/>
+          </w:tcPr>
+          <w:p>
+            <w:r/>
+            <w:r>
+              <w:rPr>
+                <w:sz w:val="18"/>
+              </w:rPr>
+              <w:t>Cleanse / Plunder (ACTION)</w:t>
+            </w:r>
+          </w:p>
+        </w:tc>
+        <w:tc>
+          <w:tcPr>
+            <w:tcW w:type="dxa" w:w="7200"/>
+          </w:tcPr>
+          <w:p>
+            <w:r/>
+            <w:r>
+              <w:rPr>
+                <w:sz w:val="18"/>
+              </w:rPr>
+              <w:t>ME. Cheap Armigers/Sisters do the actions on objectives I already hold.</w:t>
+            </w:r>
+          </w:p>
+        </w:tc>
+      </w:tr>
+    </w:tbl>
+    <w:p>
+      <w:pPr>
+        <w:spacing w:after="80"/>
+      </w:pPr>
+      <w:r>
+        <w:rPr>
+          <w:b w:val="0"/>
+          <w:i w:val="0"/>
+          <w:sz w:val="20"/>
+        </w:rPr>
+        <w:t>★ The kill asymmetry that breaks his whole game: a standoff that deletes his soft support (10 Sternguard, 2 Land Speeders, 10 cyclone Terminators, 5 Intercessors…) means I DESTROY MORE OF HIS UNITS than he destroys of mine (I lose only cheap bodies). That simultaneously (a) starves his Destroyer’s Wrath ‘destroyed more than I lost’ clause, and (b) starves his kill-secondaries (No Prisoners, Overwhelming Force), while (c) my own Bring It Down / No Prisoners tick over on his dying units. His deck is built to punish a list that feeds him models; I don’t.</w:t>
+      </w:r>
+    </w:p>
+    <w:p>
+      <w:pPr>
         <w:spacing w:after="80"/>
       </w:pPr>
       <w:r>
@@ -1599,7 +1919,7 @@
         <w:rPr>
           <w:sz w:val="20"/>
         </w:rPr>
-        <w:t>Control central C (Immolator) → 2 VP. Secondary (Engage on All Fronts) → 3 VP.</w:t>
+        <w:t>Control a central (Immolator) → 2 VP. Secondaries: draw Engage on All Fronts + Behind Enemy Lines; complete Engage (presence in 3 table quarters) → 4 VP; keep Behind Enemy Lines active.</w:t>
       </w:r>
     </w:p>
     <w:p>
@@ -1617,7 +1937,7 @@
           <w:b/>
           <w:color w:val="273A5B"/>
         </w:rPr>
-        <w:t>Knights 5</w:t>
+        <w:t>Knights 6</w:t>
       </w:r>
       <w:r>
         <w:t xml:space="preserve">  vs  </w:t>
@@ -1742,7 +2062,7 @@
           <w:b/>
           <w:color w:val="273A5B"/>
         </w:rPr>
-        <w:t>Knights 5</w:t>
+        <w:t>Knights 6</w:t>
       </w:r>
       <w:r>
         <w:t xml:space="preserve">  vs  </w:t>
@@ -1752,7 +2072,7 @@
           <w:b/>
           <w:color w:val="8B1A1A"/>
         </w:rPr>
-        <w:t>Imperial Fists 3</w:t>
+        <w:t>Imperial Fists 4</w:t>
       </w:r>
       <w:r>
         <w:rPr>
@@ -1879,7 +2199,7 @@
         <w:rPr>
           <w:sz w:val="20"/>
         </w:rPr>
-        <w:t>End-of-turn central C control → 2 VP. Round primary = 8 + 2 = 10. Secondary (Engage) → 4 VP.</w:t>
+        <w:t>End-of-turn central C control → 2 VP. Round primary = 8 + 2 = 10. Secondaries: draw Secure No Man’s Land + Centre Ground; complete Secure No Man’s Land (I hold 2 No-Man’s-Land objectives — a central + an expansion) → 5 VP; keep Centre Ground.</w:t>
       </w:r>
     </w:p>
     <w:p>
@@ -1897,7 +2217,7 @@
           <w:b/>
           <w:color w:val="273A5B"/>
         </w:rPr>
-        <w:t>Knights 19</w:t>
+        <w:t>Knights 21</w:t>
       </w:r>
       <w:r>
         <w:t xml:space="preserve">  vs  </w:t>
@@ -1907,7 +2227,7 @@
           <w:b/>
           <w:color w:val="8B1A1A"/>
         </w:rPr>
-        <w:t>Imperial Fists 3</w:t>
+        <w:t>Imperial Fists 4</w:t>
       </w:r>
       <w:r>
         <w:rPr>
@@ -2060,7 +2380,7 @@
           <w:b/>
           <w:color w:val="273A5B"/>
         </w:rPr>
-        <w:t>Knights 19</w:t>
+        <w:t>Knights 21</w:t>
       </w:r>
       <w:r>
         <w:t xml:space="preserve">  vs  </w:t>
@@ -2070,7 +2390,7 @@
           <w:b/>
           <w:color w:val="8B1A1A"/>
         </w:rPr>
-        <w:t>Imperial Fists 9</w:t>
+        <w:t>Imperial Fists 7</w:t>
       </w:r>
       <w:r>
         <w:rPr>
@@ -2197,7 +2517,7 @@
         <w:rPr>
           <w:sz w:val="20"/>
         </w:rPr>
-        <w:t>End-of-turn: I control central-2 (Warglaive) → 2 VP. Round primary = 8 + 2 = 10. Secondary (Bring It Down — 2 Speeders! + Behind Enemy Lines) → 6 VP.</w:t>
+        <w:t>End-of-turn: I control central-2 (Warglaive) → 2 VP. Round primary = 8 + 2 = 10. Secondaries: draw Bring It Down + Cleanse; complete Bring It Down (BOTH Land Speeders = Vehicles, killed this turn) → 5 VP and Behind Enemy Lines (kept — Warglaive in his half) → 4 VP; keep Cleanse. = 9 VP.</w:t>
       </w:r>
     </w:p>
     <w:p>
@@ -2215,7 +2535,7 @@
           <w:b/>
           <w:color w:val="273A5B"/>
         </w:rPr>
-        <w:t>Knights 35</w:t>
+        <w:t>Knights 40</w:t>
       </w:r>
       <w:r>
         <w:t xml:space="preserve">  vs  </w:t>
@@ -2225,7 +2545,7 @@
           <w:b/>
           <w:color w:val="8B1A1A"/>
         </w:rPr>
-        <w:t>Imperial Fists 9</w:t>
+        <w:t>Imperial Fists 7</w:t>
       </w:r>
       <w:r>
         <w:rPr>
@@ -2359,7 +2679,7 @@
           <w:b/>
           <w:color w:val="273A5B"/>
         </w:rPr>
-        <w:t>Knights 35</w:t>
+        <w:t>Knights 40</w:t>
       </w:r>
       <w:r>
         <w:t xml:space="preserve">  vs  </w:t>
@@ -2369,7 +2689,7 @@
           <w:b/>
           <w:color w:val="8B1A1A"/>
         </w:rPr>
-        <w:t>Imperial Fists 22</w:t>
+        <w:t>Imperial Fists 18</w:t>
       </w:r>
       <w:r>
         <w:rPr>
@@ -2515,7 +2835,7 @@
         <w:rPr>
           <w:sz w:val="20"/>
         </w:rPr>
-        <w:t>D + E (4, scored). I now hold B + D + E + A and he holds only C → I control MORE objectives, denying his 6-VP swing from here on. Secondary (Behind Enemy Lines + Engage) → 6 VP.</w:t>
+        <w:t>D + E (4, scored). I now hold B + D + E + A and he holds only C → I control MORE objectives, denying his 6-VP swing from here on. Secondaries: draw Forward Position + No Prisoners; complete Forward Position (I control his home) → 5 VP and Centre Ground (kept) → 4 VP. = 9 VP.</w:t>
       </w:r>
     </w:p>
     <w:p>
@@ -2533,7 +2853,7 @@
           <w:b/>
           <w:color w:val="273A5B"/>
         </w:rPr>
-        <w:t>Knights 51</w:t>
+        <w:t>Knights 59</w:t>
       </w:r>
       <w:r>
         <w:t xml:space="preserve">  vs  </w:t>
@@ -2543,7 +2863,7 @@
           <w:b/>
           <w:color w:val="8B1A1A"/>
         </w:rPr>
-        <w:t>Imperial Fists 22</w:t>
+        <w:t>Imperial Fists 18</w:t>
       </w:r>
       <w:r>
         <w:rPr>
@@ -2658,7 +2978,7 @@
           <w:b/>
           <w:color w:val="273A5B"/>
         </w:rPr>
-        <w:t>Knights 51</w:t>
+        <w:t>Knights 59</w:t>
       </w:r>
       <w:r>
         <w:t xml:space="preserve">  vs  </w:t>
@@ -2668,7 +2988,7 @@
           <w:b/>
           <w:color w:val="8B1A1A"/>
         </w:rPr>
-        <w:t>Imperial Fists 29</w:t>
+        <w:t>Imperial Fists 28</w:t>
       </w:r>
       <w:r>
         <w:rPr>
@@ -2795,7 +3115,7 @@
         <w:rPr>
           <w:sz w:val="20"/>
         </w:rPr>
-        <w:t>End-of-turn: D + E + A (R5 resolves the non-home clause at end of turn too) → 4 VP + a Maintain-Control operation token on E → +1. Round ≈ 5. Secondary (Behind Enemy Lines + Engage) → 6.</w:t>
+        <w:t>End-of-turn: D + E + A (R5 resolves the non-home clause at end of turn too) → 8 VP (Command central+non-home) + 2 (end-of-turn central) + a Maintain-Control operation-token action on E → +1 = 11 primary. Secondary: complete Cleanse (an Armiger spends its activation on the §16 Action on a held objective) → 4 VP.</w:t>
       </w:r>
     </w:p>
     <w:p>
@@ -2813,7 +3133,7 @@
           <w:b/>
           <w:color w:val="273A5B"/>
         </w:rPr>
-        <w:t>Knights 68</w:t>
+        <w:t>Knights 74</w:t>
       </w:r>
       <w:r>
         <w:t xml:space="preserve">  vs  </w:t>
@@ -2823,7 +3143,7 @@
           <w:b/>
           <w:color w:val="8B1A1A"/>
         </w:rPr>
-        <w:t>Imperial Fists 29</w:t>
+        <w:t>Imperial Fists 28</w:t>
       </w:r>
       <w:r>
         <w:rPr>
@@ -2900,7 +3220,7 @@
           <w:b/>
           <w:color w:val="273A5B"/>
         </w:rPr>
-        <w:t>Knights 68</w:t>
+        <w:t>Knights 74</w:t>
       </w:r>
       <w:r>
         <w:t xml:space="preserve">  vs  </w:t>
@@ -2910,7 +3230,7 @@
           <w:b/>
           <w:color w:val="8B1A1A"/>
         </w:rPr>
-        <w:t>Imperial Fists 39</w:t>
+        <w:t>Imperial Fists 40</w:t>
       </w:r>
       <w:r>
         <w:rPr>
@@ -2969,7 +3289,22 @@
           <w:color w:val="273A5B"/>
           <w:sz w:val="30"/>
         </w:rPr>
-        <w:t>FINAL:  Knights 78  —  Imperial Fists 39</w:t>
+        <w:t>FINAL:  Knights 84  —  Imperial Fists 40</w:t>
+      </w:r>
+    </w:p>
+    <w:p>
+      <w:pPr>
+        <w:spacing w:after="80"/>
+        <w:jc w:val="center"/>
+      </w:pPr>
+      <w:r>
+        <w:rPr>
+          <w:b w:val="0"/>
+          <w:i w:val="0"/>
+          <w:color w:val="555555"/>
+          <w:sz w:val="18"/>
+        </w:rPr>
+        <w:t>Roughly: me = ~44 primary (Vital Link: a central every round + non-home objectives + the 10-VP home steal) + ~40 secondary (Engage, Secure No Man’s Land, Bring It Down, Behind Enemy Lines, Forward Position, Centre Ground, Cleanse — cards a mobile army completes for free). Him = ~22 primary (Destroyer’s Wrath, starved because I hold more objectives and OUT-kill him) + ~18 secondary (Defend Stronghold early, a late Bring It Down on my Immolator/Armiger, thin No Prisoners).</w:t>
       </w:r>
     </w:p>
     <w:p>
@@ -2984,7 +3319,7 @@
           <w:color w:val="555555"/>
           <w:sz w:val="18"/>
         </w:rPr>
-        <w:t>(Illustrative average-line tally. The margin is wider and safer than any durability build could produce, because the standoff simply never gives him the kills his mission is built to farm.)</w:t>
+        <w:t>(Illustrative average-line tally, both players on Tactical secondaries. The margin is wider and safer than any durability build could produce, because the standoff never gives him the kills his mission — and half his secondary deck — is built to farm.)</w:t>
       </w:r>
     </w:p>
     <w:p>

--- a/docs/Great-Value-vs-Knights-Full-Game-Simulation.docx
+++ b/docs/Great-Value-vs-Knights-Full-Game-Simulation.docx
@@ -474,7 +474,7 @@
               <w:rPr>
                 <w:sz w:val="18"/>
               </w:rPr>
-              <w:t>T8 W9 3+, M14</w:t>
+              <w:t>T8 W9 3+, M14, DEEP STRIKE</w:t>
             </w:r>
           </w:p>
         </w:tc>
@@ -488,7 +488,7 @@
               <w:rPr>
                 <w:sz w:val="18"/>
               </w:rPr>
-              <w:t>Multi-melta S9 AP-4 D6 Melta2 + stormfury. Arrives from Strategic Reserve (no innate Deep Strike). Volcano one-shots each — KILL on arrival.</w:t>
+              <w:t>Multi-melta S9 AP-4 D6 Melta2 + stormfury. Deep Strikes anywhere &gt;8" from me (even my DZ) — but &gt;8" is outside melta half-range (9"), so NO Melta bonus on the arrival turn, and my dome pushes it back. Volcano one-shots each — KILL on arrival.</w:t>
             </w:r>
           </w:p>
         </w:tc>
@@ -1729,7 +1729,7 @@
           <w:b w:val="0"/>
           <w:i w:val="0"/>
         </w:rPr>
-        <w:t>TH/SS brick centre-front; Bladeguard near C; Sternguard mid with firing lines (exposed — they must see to shoot); one Vanguard each flank; Intercessors on home A. IN RESERVE: cyclone Terminators (Deep Strike to a Teleport Homer) and both Land Speeders (Strategic Reserve). Two Homer tokens placed mid-board, outside my dome.</w:t>
+        <w:t>TH/SS brick centre-front; Bladeguard near C; Sternguard mid with firing lines (exposed — they must see to shoot); one Vanguard each flank; Intercessors on home A. IN RESERVE: cyclone Terminators (Deep Strike to a Teleport Homer) and both Land Speeders (they have DEEP STRIKE). Two Homer tokens placed mid-board, outside my dome.</w:t>
       </w:r>
     </w:p>
     <w:p>
@@ -1801,6 +1801,305 @@
           <w:sz w:val="20"/>
         </w:rPr>
         <w:t>Net: cover is a slight EDGE to me — I have better cover-mitigation (two always-on cover-punchers + a strip) than his one Ignore-Cover stratagem per turn, and it makes my back-line Knights even harder to shoot.</w:t>
+      </w:r>
+    </w:p>
+    <w:p>
+      <w:pPr>
+        <w:pStyle w:val="Heading1"/>
+      </w:pPr>
+      <w:r>
+        <w:rPr>
+          <w:color w:val="273A5B"/>
+        </w:rPr>
+        <w:t>3. Command Points &amp; the Movement Phase — where the game is decided</w:t>
+      </w:r>
+    </w:p>
+    <w:p>
+      <w:pPr>
+        <w:spacing w:after="80"/>
+      </w:pPr>
+      <w:r>
+        <w:rPr>
+          <w:b/>
+          <w:i w:val="0"/>
+          <w:color w:val="273A5B"/>
+        </w:rPr>
+        <w:t>Command Points (the currency).</w:t>
+      </w:r>
+    </w:p>
+    <w:p>
+      <w:pPr>
+        <w:spacing w:after="80"/>
+      </w:pPr>
+      <w:r>
+        <w:rPr>
+          <w:b w:val="0"/>
+          <w:i w:val="0"/>
+          <w:sz w:val="20"/>
+        </w:rPr>
+        <w:t>Both players gain 1 CP in the Gain Core CP step (08.02) of EVERY Command phase — mine and his — so each of us nets ~2 CP per battle round (~10 across the game), banking CP even on the other’s turn for reactive plays. CP is spent only on Stratagems (0–3 CP). Two hard limits (15): a stratagem can’t be used twice in the same phase, and one unit can’t be targeted by two stratagems in a phase (unless stated). So neither of us does everything — CP is a budget.</w:t>
+      </w:r>
+    </w:p>
+    <w:tbl>
+      <w:tblPr>
+        <w:tblStyle w:val="LightGrid-Accent1"/>
+        <w:tblW w:type="auto" w:w="0"/>
+        <w:tblLook w:firstColumn="1" w:firstRow="1" w:lastColumn="0" w:lastRow="0" w:noHBand="0" w:noVBand="1" w:val="04A0"/>
+      </w:tblPr>
+      <w:tblGrid>
+        <w:gridCol w:w="4320"/>
+        <w:gridCol w:w="4320"/>
+      </w:tblGrid>
+      <w:tr>
+        <w:tc>
+          <w:tcPr>
+            <w:tcW w:type="dxa" w:w="5040"/>
+          </w:tcPr>
+          <w:p>
+            <w:r/>
+            <w:r>
+              <w:rPr>
+                <w:b/>
+                <w:sz w:val="18"/>
+              </w:rPr>
+              <w:t>His CP sinks (~2/round)</w:t>
+            </w:r>
+          </w:p>
+        </w:tc>
+        <w:tc>
+          <w:tcPr>
+            <w:tcW w:type="dxa" w:w="5040"/>
+          </w:tcPr>
+          <w:p>
+            <w:r/>
+            <w:r>
+              <w:rPr>
+                <w:b/>
+                <w:sz w:val="18"/>
+              </w:rPr>
+              <w:t>My CP sinks (~2/round)</w:t>
+            </w:r>
+          </w:p>
+        </w:tc>
+      </w:tr>
+      <w:tr>
+        <w:tc>
+          <w:tcPr>
+            <w:tcW w:type="dxa" w:w="5040"/>
+          </w:tcPr>
+          <w:p>
+            <w:r/>
+            <w:r>
+              <w:rPr>
+                <w:sz w:val="18"/>
+              </w:rPr>
+              <w:t>Rapid Ingress (1 CP — but 0 CP via a Teleport Homer, freeing CP to also buff)</w:t>
+            </w:r>
+          </w:p>
+        </w:tc>
+        <w:tc>
+          <w:tcPr>
+            <w:tcW w:type="dxa" w:w="5040"/>
+          </w:tcPr>
+          <w:p>
+            <w:r/>
+            <w:r>
+              <w:rPr>
+                <w:sz w:val="18"/>
+              </w:rPr>
+              <w:t>Rotate Ion Shields (the Oathed Knight → 4++) — my priority his alpha turn</w:t>
+            </w:r>
+          </w:p>
+        </w:tc>
+      </w:tr>
+      <w:tr>
+        <w:tc>
+          <w:tcPr>
+            <w:tcW w:type="dxa" w:w="5040"/>
+          </w:tcPr>
+          <w:p>
+            <w:r/>
+            <w:r>
+              <w:rPr>
+                <w:sz w:val="18"/>
+              </w:rPr>
+              <w:t>Fury of the First (+1 Hit/+1 Wound) · Disciplined Extermination (+1 AP, Ignore Cover)</w:t>
+            </w:r>
+          </w:p>
+        </w:tc>
+        <w:tc>
+          <w:tcPr>
+            <w:tcW w:type="dxa" w:w="5040"/>
+          </w:tcPr>
+          <w:p>
+            <w:r/>
+            <w:r>
+              <w:rPr>
+                <w:sz w:val="18"/>
+              </w:rPr>
+              <w:t>Valourstrike: Thunderstomp · Full Tilt (Advance+charge) · Tactical Foil · Vow of Retribution</w:t>
+            </w:r>
+          </w:p>
+        </w:tc>
+      </w:tr>
+      <w:tr>
+        <w:tc>
+          <w:tcPr>
+            <w:tcW w:type="dxa" w:w="5040"/>
+          </w:tcPr>
+          <w:p>
+            <w:r/>
+            <w:r>
+              <w:rPr>
+                <w:sz w:val="18"/>
+              </w:rPr>
+              <w:t>Armour of Contempt (−1 AP, defensive) · Dropship Extraction (bail Termies)</w:t>
+            </w:r>
+          </w:p>
+        </w:tc>
+        <w:tc>
+          <w:tcPr>
+            <w:tcW w:type="dxa" w:w="5040"/>
+          </w:tcPr>
+          <w:p>
+            <w:r/>
+            <w:r>
+              <w:rPr>
+                <w:sz w:val="18"/>
+              </w:rPr>
+              <w:t>Command Re-roll (clutch saves/wounds)</w:t>
+            </w:r>
+          </w:p>
+        </w:tc>
+      </w:tr>
+    </w:tbl>
+    <w:p>
+      <w:pPr>
+        <w:spacing w:after="80"/>
+      </w:pPr>
+      <w:r>
+        <w:rPr>
+          <w:b/>
+          <w:i w:val="0"/>
+          <w:color w:val="273A5B"/>
+        </w:rPr>
+        <w:t>The wisdom that decides it: “40k is won and lost in the Movement phase.”</w:t>
+      </w:r>
+    </w:p>
+    <w:p>
+      <w:pPr>
+        <w:spacing w:after="80"/>
+      </w:pPr>
+      <w:r>
+        <w:rPr>
+          <w:b w:val="0"/>
+          <w:i w:val="0"/>
+          <w:sz w:val="20"/>
+        </w:rPr>
+        <w:t>His whole list is a MOVEMENT-PHASE list — its threat is arrival + the charge, not raw guns. His toolkit (Core Rules 15.07 / 20.x / 24.09):</w:t>
+      </w:r>
+    </w:p>
+    <w:p>
+      <w:pPr>
+        <w:pStyle w:val="ListBullet"/>
+        <w:spacing w:after="40"/>
+      </w:pPr>
+      <w:r>
+        <w:t>Teleport Homers (both Terminator squads): token placed pre-battle; the unit uses Rapid Ingress for 0 CP to arrive within 3" of it — a reactive mid-board brick drop on either turn.</w:t>
+      </w:r>
+    </w:p>
+    <w:p>
+      <w:pPr>
+        <w:pStyle w:val="ListBullet"/>
+        <w:spacing w:after="40"/>
+      </w:pPr>
+      <w:r>
+        <w:t>Temporal Corridor (Sternguard) + Dropship Extraction (any Terminator unit): bail to Strategic Reserves at end of my Fight phase IF UNENGAGED, then re-ingress (repositioned units keep their buffs, dodge the round-3 destruction).</w:t>
+      </w:r>
+    </w:p>
+    <w:p>
+      <w:pPr>
+        <w:pStyle w:val="ListBullet"/>
+        <w:spacing w:after="40"/>
+      </w:pPr>
+      <w:r>
+        <w:t>Land Speeders: they have DEEP STRIKE — ingress anywhere (even in my DZ) &gt;8" from my models. But &gt;8" is outside multi-melta half-range, so NO Melta bonus on the arrival turn, and the 12" dome pushes them back.</w:t>
+      </w:r>
+    </w:p>
+    <w:p>
+      <w:pPr>
+        <w:spacing w:after="80"/>
+      </w:pPr>
+      <w:r>
+        <w:rPr>
+          <w:b w:val="0"/>
+          <w:i w:val="0"/>
+          <w:color w:val="273A5B"/>
+          <w:sz w:val="20"/>
+        </w:rPr>
+        <w:t>★ The rule that defangs all of it: a unit arriving from Deep Strike OR Rapid Ingress is placed far enough that a SAME-TURN CHARGE needs 2D6 ≥ 9 — a ~28% roll. So even a brick that drops right next to me usually CANNOT charge on arrival; it stands there and eats a full turn of my shooting (or I simply kite away). His reactive drops are a threat NEXT turn, and my dome + screening make sure ‘next turn’ never comes cleanly.</w:t>
+      </w:r>
+    </w:p>
+    <w:p>
+      <w:pPr>
+        <w:spacing w:after="80"/>
+      </w:pPr>
+      <w:r>
+        <w:rPr>
+          <w:b w:val="0"/>
+          <w:i w:val="0"/>
+          <w:sz w:val="20"/>
+        </w:rPr>
+        <w:t>My answer is the whole plan, and it lives in the Movement phase:</w:t>
+      </w:r>
+    </w:p>
+    <w:p>
+      <w:pPr>
+        <w:pStyle w:val="ListBullet"/>
+        <w:spacing w:after="40"/>
+      </w:pPr>
+      <w:r>
+        <w:t>Navigator’s 12" dome: no enemy set-up within 12" (bigger than the 9" standard) — the anti-arrival linchpin over my scoring corner.</w:t>
+      </w:r>
+    </w:p>
+    <w:p>
+      <w:pPr>
+        <w:pStyle w:val="ListBullet"/>
+        <w:spacing w:after="40"/>
+      </w:pPr>
+      <w:r>
+        <w:t>Screening geometry: every drop must be &gt;9" from ALL my models, so spread bodies + the dome turn huge areas into no-drop zones. THIS is the movement-phase battle — I position to deny his reserves a landing.</w:t>
+      </w:r>
+    </w:p>
+    <w:p>
+      <w:pPr>
+        <w:pStyle w:val="ListBullet"/>
+        <w:spacing w:after="40"/>
+      </w:pPr>
+      <w:r>
+        <w:t>Kiting his M5 bricks with Advance-and-still-shoot (Valourstrike) — I reposition the gunline out of his reach without surrendering a turn of fire.</w:t>
+      </w:r>
+    </w:p>
+    <w:p>
+      <w:pPr>
+        <w:pStyle w:val="ListBullet"/>
+        <w:spacing w:after="40"/>
+      </w:pPr>
+      <w:r>
+        <w:t>Out-racing to the objectives + his home with M12 Armigers his wall can’t follow — and I can hold an Armiger in Strategic Reserves to ingress onto his home late for Forward Position / Behind Enemy Lines.</w:t>
+      </w:r>
+    </w:p>
+    <w:p>
+      <w:pPr>
+        <w:spacing w:after="80"/>
+      </w:pPr>
+      <w:r>
+        <w:rPr>
+          <w:b/>
+          <w:i w:val="0"/>
+          <w:color w:val="273A5B"/>
+        </w:rPr>
+        <w:t>Win the Movement phase and his Shooting/Fight phases go impotent: arrivals denied, bricks never connecting, me already on the objectives. That is the game.</w:t>
       </w:r>
     </w:p>
     <w:p>
@@ -2286,7 +2585,7 @@
         <w:rPr>
           <w:sz w:val="20"/>
         </w:rPr>
-        <w:t>Cyclone Terminators Deep Strike to the Homer near E — &gt;9” from my models and OUTSIDE the Navigator dome (which covers my corner + centre-left), so they land off my right at ~9” from the Crusader. Both Land Speeders arrive from Strategic Reserve on his right edge, 14” up (still &gt;9”, no Melta bonus). Brick keeps grinding to C.</w:t>
+        <w:t>Cyclone Terminators Deep Strike to the Homer near E — &gt;9” from my models and OUTSIDE the Navigator dome (which covers my corner + centre-left), so they land off my right at ~9” from the Crusader. Both Land Speeders DEEP STRIKE in — but the dome + my spacing force them &gt;9” from my Knights, so no Melta bonus this turn. Brick keeps grinding to C.</w:t>
       </w:r>
     </w:p>
     <w:p>

--- a/docs/Great-Value-vs-Knights-Full-Game-Simulation.docx
+++ b/docs/Great-Value-vs-Knights-Full-Game-Simulation.docx
@@ -1709,7 +1709,7 @@
           <w:b w:val="0"/>
           <w:i w:val="0"/>
         </w:rPr>
-        <w:t>both Castellans + the Crusader in a back-corner GUNLINE with LOS across the whole board (they never move forward). Helverins just ahead of them, also back, 36” guns covering the centre and both flanks. Battle Sisters OC10 foot half on my home B under the Navigator’s dome; Immolator + melta half central-back. Warglaive forward-right, ready to run at E and his home. Navigator by B.</w:t>
+        <w:t>both Castellans + the Crusader in a back-corner GUNLINE with LOS across the whole board (they never move forward). Helverins just ahead of them, also back, 36” guns covering the centre and both flanks. Battle Sisters OC10 foot half on my home B, TUCKED WITHIN ~3” OF THE NAVIGATOR — see the note below; if I string them out, an arrival that lands &gt;12” from the Navigator can still be 9” from a forward Sister and make the 28% charge into them. Immolator + melta half central-back. Warglaive forward-right, ready to run at E and his home. Navigator on home B.</w:t>
       </w:r>
     </w:p>
     <w:p>
@@ -2059,7 +2059,7 @@
         <w:spacing w:after="40"/>
       </w:pPr>
       <w:r>
-        <w:t>Navigator’s 12" dome: no enemy set-up within 12" (bigger than the 9" standard) — the anti-arrival linchpin over my scoring corner.</w:t>
+        <w:t>Navigator’s 12" dome (Gaze into the Empyrean): no enemy Reinforcement set-up within 12" of HIM. Since a charge caps at 2D6=12", the Navigator himself is un-chargeable out of Reserves. NUANCE (the trap): the 12" bubble protects the Navigator, NOT loosely-placed nearby units — a Sister strung &gt;3" toward the enemy is only ~9" from the nearest legal drop, so an arrival that’s &gt;12" from the Navigator can still 9"-charge the Sisters (28%). Fix: keep the Sisters WITHIN ~3" of the Navigator so (12−D)&gt;9" and no clean 9" charge exists on either. (He also has Third Eye — battle-shock one enemy unit within 12" in my Shooting phase.)</w:t>
       </w:r>
     </w:p>
     <w:p>

--- a/docs/Great-Value-vs-Knights-Full-Game-Simulation.docx
+++ b/docs/Great-Value-vs-Knights-Full-Game-Simulation.docx
@@ -1756,7 +1756,7 @@
           <w:i w:val="0"/>
           <w:color w:val="273A5B"/>
         </w:rPr>
-        <w:t>Objectives are TERRAIN, and cover is everywhere.</w:t>
+        <w:t>Cover, Hidden and detection range (13.08–13.11).</w:t>
       </w:r>
     </w:p>
     <w:p>
@@ -1769,7 +1769,7 @@
           <w:i w:val="0"/>
           <w:sz w:val="20"/>
         </w:rPr>
-        <w:t>On a GW terrain layout each objective is a marked terrain piece — its footprint is the scoring area, and almost every unit is in or behind terrain, so Benefit of Cover (−1 to hit, ranged only) is the default. This cuts both ways, and the standoff is built to win the exchange:</w:t>
+        <w:t>Benefit of Cover (13.08, −1 to hit) applies if EITHER every model is INFANTRY/BEASTS/SWARM in a terrain area, OR every model is not fully visible behind intervening terrain. On a dense GW board almost every shot is affected:</w:t>
       </w:r>
     </w:p>
     <w:p>
@@ -1778,7 +1778,7 @@
         <w:spacing w:after="40"/>
       </w:pPr>
       <w:r>
-        <w:t>MY fire into his covered units: my two Castellans have Dominus Foebreakers (+1 to hit units in a terrain area) — that EXACTLY cancels cover, so they are my reliable cover-punchers (assign them the covered priority targets). The Immolator’s Purge &amp; Cleanse strips cover off one massed-fire target per turn (I use it on whatever I’m wiping — Sternguard T1). The Crusader/Helverins eat −1 into still-covered targets, so I point them at cover-stripped or open units.</w:t>
+        <w:t>MY Knights get cover EASILY — via the second condition. A Towering Knight can be seen/targeted over terrain, but the ruin WALLS clip its silhouette so it’s ‘not fully visible’ → benefit of cover (−1 to his hits). Wonky, but true. So his post-Sternguard alpha into an Oathed Castellan (~17 at full BS) is a −1 affair, and Rotate Ion Shields (4++) blunts the AP too → ~13. A 28-wound hull shrugs it. NOTE: Plunging Fire (Towering +1 BS, 22.05) only helps within 12" — irrelevant to my back-line guns.</w:t>
       </w:r>
     </w:p>
     <w:p>
@@ -1787,20 +1787,16 @@
         <w:spacing w:after="40"/>
       </w:pPr>
       <w:r>
-        <w:t>HIS fire into my covered Knights: my gunline deploys IN terrain, so his shooting is at −1 to hit it. His cyclone Terminators cancel that with Fury (+1 vs the Oath target) and Oath re-rolls, but his Land Speeders eat the −1 — so his already-reduced alpha (Sternguard dead) drops further: ~16 in cover, ~13 through Rotate Ion Shields. Cover only helps vs SHOOTING, never the brick’s melee — which is fine, because the brick never reaches the gunline.</w:t>
+        <w:t>HIS infantry get cover just by being in a terrain area → −1 into them. I cancel it with the two Castellans (Dominus Foebreakers = +1 to hit units in terrain) and the Immolator’s Purge &amp; Cleanse (strips cover off one massed-fire target/turn — Sternguard T1); Crusader/Helverins point at stripped or open units.</w:t>
       </w:r>
     </w:p>
     <w:p>
       <w:pPr>
-        <w:spacing w:after="80"/>
+        <w:pStyle w:val="ListBullet"/>
+        <w:spacing w:after="40"/>
       </w:pPr>
       <w:r>
-        <w:rPr>
-          <w:b w:val="0"/>
-          <w:i w:val="0"/>
-          <w:sz w:val="20"/>
-        </w:rPr>
-        <w:t>Net: cover is a slight EDGE to me — I have better cover-mitigation (two always-on cover-punchers + a strip) than his one Ignore-Cover stratagem per turn, and it makes my back-line Knights even harder to shoot.</w:t>
+        <w:t>HIDDEN (13.09) + OBSCURING (13.10): his INFANTRY in DENSE terrain that DIDN’T shoot this or last turn can only be seen within 15" (detection range); a unit fully behind an obscuring area can’t be targeted at all. So his shooters PEEK — they must expose (not Hidden) to hurt me, and the turn they do I delete them. His melee bricks can hide, but they’re unkillable anyway. Knights can NEVER be Hidden (VEHICLE) and are too big to be fully obscured — always targetable, but they still get the cover −1 above. My Sisters + Navigator CAN Hide on my home (safe beyond 15" while they don’t shoot).</w:t>
       </w:r>
     </w:p>
     <w:p>
@@ -2068,7 +2064,7 @@
         <w:spacing w:after="40"/>
       </w:pPr>
       <w:r>
-        <w:t>Screening geometry: every drop must be &gt;9" from ALL my models, so spread bodies + the dome turn huge areas into no-drop zones. THIS is the movement-phase battle — I position to deny his reserves a landing.</w:t>
+        <w:t>Screening geometry: every drop must be &gt;9" from ALL my models, so spread bodies + the dome turn huge areas into no-drop zones. And even a drop that lands can’t reach me: Engagement Range is 2" (03.04) and a unit can’t move through my models — so a screen body a short hop in front of a Knight forces any charger to go AROUND (extra inches it doesn’t have) or fail. THIS is the movement-phase battle — I position to deny.</w:t>
       </w:r>
     </w:p>
     <w:p>
@@ -2077,7 +2073,7 @@
         <w:spacing w:after="40"/>
       </w:pPr>
       <w:r>
-        <w:t>Kiting his M5 bricks with Advance-and-still-shoot (Valourstrike) — I reposition the gunline out of his reach without surrendering a turn of fire.</w:t>
+        <w:t>Kiting his M5 bricks with Advance-and-still-shoot (Valourstrike). Terrain helps me here: my Knights (VEHICLES) can’t move THROUGH dense terrain &gt;2" (13.06) so I path the gunline along the open lanes; his INFANTRY cut through ruins, but they’re still M5 — I stay out of reach and shoot over the terrain (Towering).</w:t>
       </w:r>
     </w:p>
     <w:p>
@@ -2604,7 +2600,7 @@
         <w:rPr>
           <w:sz w:val="20"/>
         </w:rPr>
-        <w:t>I spend 1 CP on ROTATE ION SHIELDS → that Castellan is 4++ this turn. Cyclone Terminators (Fury +1 Hit, Oath, Fusillade Lethal, Divination) ≈ 9; Land Speeders (2 MM + stormfury, &gt;9”, no Melta) ≈ 8. RAW ≈ 17 in the open — but my Castellan is IN COVER (−1 to his hits: the Land Speeders eat it, the cyclones cancel it with Fury) → ~16, and Rotate’s 4++ shaves it to ~13. The Castellan (28 W) drops to ~15 W — bracketed but very much alive, and STILL a 60” Volcano. This is the whole game: because the Sternguard died on turn 1, the ~10 unsaveable Dev Wounds simply aren’t here.</w:t>
+        <w:t>I spend 1 CP on ROTATE ION SHIELDS → that Castellan is 4++ this turn. Cyclone Terminators (Fury +1 Hit, Oath, Fusillade Lethal, Divination) ≈ 9; Land Speeders (2 MM + stormfury, &gt;9”, no Melta) ≈ 8 = ~17 at full BS — but my Castellan has COVER (ruin walls clip its silhouette, −1 to his hits) and I Rotate Ion Shields (4++), dropping it to ~13. The Castellan (28 W) drops to ~15 W — bracketed but very much alive, and STILL a 60” Volcano. This is the whole game: because the Sternguard died on turn 1, the ~10 unsaveable Dev Wounds simply aren’t here.</w:t>
       </w:r>
     </w:p>
     <w:p>

--- a/docs/Great-Value-vs-Knights-Full-Game-Simulation.docx
+++ b/docs/Great-Value-vs-Knights-Full-Game-Simulation.docx
@@ -2437,7 +2437,7 @@
         <w:rPr>
           <w:sz w:val="20"/>
         </w:rPr>
-        <w:t>Gunline still doesn’t move (it doesn’t need to). Warglaive FALLS BACK from the Vanguard (Super-heavy Walker: it still shoots) and repositions toward E. If I ever need to shift a Castellan for LOS, Valourstrike lets it Advance and still fire — but not needed yet.</w:t>
+        <w:t>Gunline still doesn’t move (it doesn’t need to). The Warglaive (an Armiger — plain WALKER, NOT Super-heavy Walker; it can’t fall back and shoot) stays engaged and FIGHTS the Vanguard instead — it’s a melee-capable Armiger (thermal spear + reaper chain-cleaver) and grinds them down. If I need to shift a Castellan for LOS, Valourstrike lets it ADVANCE and still fire (Assault) — that’s legal; falling back to shoot is not.</w:t>
       </w:r>
     </w:p>
     <w:p>

--- a/docs/Great-Value-vs-Knights-Full-Game-Simulation.docx
+++ b/docs/Great-Value-vs-Knights-Full-Game-Simulation.docx
@@ -3584,7 +3584,7 @@
           <w:color w:val="273A5B"/>
           <w:sz w:val="30"/>
         </w:rPr>
-        <w:t>FINAL:  Knights 84  —  Imperial Fists 40</w:t>
+        <w:t>FINAL:  Knights ~76  —  Imperial Fists ~47</w:t>
       </w:r>
     </w:p>
     <w:p>
@@ -3599,7 +3599,7 @@
           <w:color w:val="555555"/>
           <w:sz w:val="18"/>
         </w:rPr>
-        <w:t>Roughly: me = ~44 primary (Vital Link: a central every round + non-home objectives + the 10-VP home steal) + ~40 secondary (Engage, Secure No Man’s Land, Bring It Down, Behind Enemy Lines, Forward Position, Centre Ground, Cleanse — cards a mobile army completes for free). Him = ~22 primary (Destroyer’s Wrath, starved because I hold more objectives and OUT-kill him) + ~18 secondary (Defend Stronghold early, a late Bring It Down on my Immolator/Armiger, thin No Prisoners).</w:t>
+        <w:t>Roughly: me = ~46 primary (Vital Link: a central MOST rounds — his OC22 brick contests one — + non-home objectives + the 10-VP home steal) + ~40 secondary (Engage, Secure No Man’s Land, Bring It Down, Behind Enemy Lines, Forward Position, Centre Ground, Cleanse — cards a mobile army completes for free). Him = ~22 primary (Destroyer’s Wrath, starved because I hold more objectives and OUT-kill him) + ~18 secondary (Defend Stronghold early, a late Bring It Down on my Immolator/Armiger, thin No Prisoners).</w:t>
       </w:r>
     </w:p>
     <w:p>

--- a/docs/Great-Value-vs-Knights-Full-Game-Simulation.docx
+++ b/docs/Great-Value-vs-Knights-Full-Game-Simulation.docx
@@ -2437,7 +2437,7 @@
         <w:rPr>
           <w:sz w:val="20"/>
         </w:rPr>
-        <w:t>Gunline still doesn’t move (it doesn’t need to). The Warglaive (an Armiger — plain WALKER, NOT Super-heavy Walker; it can’t fall back and shoot) stays engaged and FIGHTS the Vanguard instead — it’s a melee-capable Armiger (thermal spear + reaper chain-cleaver) and grinds them down. If I need to shift a Castellan for LOS, Valourstrike lets it ADVANCE and still fire (Assault) — that’s legal; falling back to shoot is not.</w:t>
+        <w:t>Gunline still doesn’t move. The Warglaive (an Armiger — plain WALKER, NOT Super-heavy Walker, so no fall-back-and-shoot) stays engaged: as a VEHICLE it still SHOOTS OUT of combat at −1 (10.06 — its thermal spear at a distant target; just no [BLAST] at the Vanguard on it) AND fights them in the Fight phase. A tar-pit costs my Knights only −1 to hit, not their shooting. If I need LOS, Valourstrike’s ADVANCE-and-shoot (Assault) is the legal reposition — falling back to shoot is not.</w:t>
       </w:r>
     </w:p>
     <w:p>
